--- a/examples/custom/doc/01-transformation-custom_transformation.docx
+++ b/examples/custom/doc/01-transformation-custom_transformation.docx
@@ -100,7 +100,7 @@
       </w:r>
     </w:p>
     <w:bookmarkEnd w:id="22"/>
-    <w:bookmarkStart w:id="32" w:name="method-at-a-glance"/>
+    <w:bookmarkStart w:id="23" w:name="method-at-a-glance"/>
     <w:p>
       <w:pPr>
         <w:pStyle w:val="Heading2"/>
@@ -155,6 +155,33 @@
         <w:t xml:space="preserve">method when no fitted state is required.</w:t>
       </w:r>
     </w:p>
+    <w:bookmarkEnd w:id="23"/>
+    <w:bookmarkStart w:id="38" w:name="walkthrough"/>
+    <w:p>
+      <w:pPr>
+        <w:pStyle w:val="Heading2"/>
+      </w:pPr>
+      <w:r>
+        <w:t xml:space="preserve">Walkthrough</w:t>
+      </w:r>
+    </w:p>
+    <w:bookmarkStart w:id="24" w:name="prepare-the-example"/>
+    <w:p>
+      <w:pPr>
+        <w:pStyle w:val="Heading3"/>
+      </w:pPr>
+      <w:r>
+        <w:t xml:space="preserve">Prepare the Example</w:t>
+      </w:r>
+    </w:p>
+    <w:p>
+      <w:pPr>
+        <w:pStyle w:val="FirstParagraph"/>
+      </w:pPr>
+      <w:r>
+        <w:t xml:space="preserve">We begin by organizing the environment, loading the packages, and selecting the dataset used in the notebook. This part is intentionally more direct: the goal is to make the starting point explicit before the method-specific reasoning begins.</w:t>
+      </w:r>
+    </w:p>
     <w:p>
       <w:pPr>
         <w:pStyle w:val="SourceCode"/>
@@ -208,6 +235,24 @@
         <w:t xml:space="preserve">(harbinger)</w:t>
       </w:r>
     </w:p>
+    <w:bookmarkEnd w:id="24"/>
+    <w:bookmarkStart w:id="25" w:name="define-the-support-structures"/>
+    <w:p>
+      <w:pPr>
+        <w:pStyle w:val="Heading3"/>
+      </w:pPr>
+      <w:r>
+        <w:t xml:space="preserve">Define the Support Structures</w:t>
+      </w:r>
+    </w:p>
+    <w:p>
+      <w:pPr>
+        <w:pStyle w:val="FirstParagraph"/>
+      </w:pPr>
+      <w:r>
+        <w:t xml:space="preserve">Before applying the workflow itself, we define the helper functions or custom objects that make the example possible. This is one of the most important didactic moments in extension-oriented notebooks because it shows the contract that Harbinger expects and where the reader can adapt the behavior later.</w:t>
+      </w:r>
+    </w:p>
     <w:p>
       <w:pPr>
         <w:pStyle w:val="SourceCode"/>
@@ -764,6 +809,24 @@
         <w:t xml:space="preserve">We first visualize the raw series, then apply the custom filter to attenuate local spikes.</w:t>
       </w:r>
     </w:p>
+    <w:bookmarkEnd w:id="25"/>
+    <w:bookmarkStart w:id="29" w:name="interpret-the-result-visually"/>
+    <w:p>
+      <w:pPr>
+        <w:pStyle w:val="Heading3"/>
+      </w:pPr>
+      <w:r>
+        <w:t xml:space="preserve">Interpret the Result Visually</w:t>
+      </w:r>
+    </w:p>
+    <w:p>
+      <w:pPr>
+        <w:pStyle w:val="FirstParagraph"/>
+      </w:pPr>
+      <w:r>
+        <w:t xml:space="preserve">The final plots are not just illustrations. They help the reader connect the method’s internal output with the original series, making it easier to see why a point, range, motif, or symbolic pattern was emphasized and whether that emphasis is coherent with the stated objective of the example.</w:t>
+      </w:r>
+    </w:p>
     <w:p>
       <w:pPr>
         <w:pStyle w:val="SourceCode"/>
@@ -854,211 +917,6 @@
           <w:rStyle w:val="NormalTok"/>
         </w:rPr>
         <w:t xml:space="preserve">serie, </w:t>
-      </w:r>
-      <w:r>
-        <w:rPr>
-          <w:rStyle w:val="AttributeTok"/>
-        </w:rPr>
-        <w:t xml:space="preserve">event =</w:t>
-      </w:r>
-      <w:r>
-        <w:rPr>
-          <w:rStyle w:val="NormalTok"/>
-        </w:rPr>
-        <w:t xml:space="preserve"> dataset</w:t>
-      </w:r>
-      <w:r>
-        <w:rPr>
-          <w:rStyle w:val="SpecialCharTok"/>
-        </w:rPr>
-        <w:t xml:space="preserve">$</w:t>
-      </w:r>
-      <w:r>
-        <w:rPr>
-          <w:rStyle w:val="NormalTok"/>
-        </w:rPr>
-        <w:t xml:space="preserve">event)</w:t>
-      </w:r>
-    </w:p>
-    <w:p>
-      <w:pPr>
-        <w:pStyle w:val="FirstParagraph"/>
-      </w:pPr>
-      <w:r>
-        <w:drawing>
-          <wp:inline>
-            <wp:extent cx="4620126" cy="3696101"/>
-            <wp:effectExtent b="0" l="0" r="0" t="0"/>
-            <wp:docPr descr="" title="" id="24" name="Picture"/>
-            <a:graphic>
-              <a:graphicData uri="http://schemas.openxmlformats.org/drawingml/2006/picture">
-                <pic:pic>
-                  <pic:nvPicPr>
-                    <pic:cNvPr descr="/home/gpca/harbinger/examples/custom/doc/custom_transformation_files/figure-docx/unnamed-chunk-3-1.png" id="25" name="Picture"/>
-                    <pic:cNvPicPr>
-                      <a:picLocks noChangeArrowheads="1" noChangeAspect="1"/>
-                    </pic:cNvPicPr>
-                  </pic:nvPicPr>
-                  <pic:blipFill>
-                    <a:blip r:embed="rId23"/>
-                    <a:stretch>
-                      <a:fillRect/>
-                    </a:stretch>
-                  </pic:blipFill>
-                  <pic:spPr bwMode="auto">
-                    <a:xfrm>
-                      <a:off x="0" y="0"/>
-                      <a:ext cx="4620126" cy="3696101"/>
-                    </a:xfrm>
-                    <a:prstGeom prst="rect">
-                      <a:avLst/>
-                    </a:prstGeom>
-                    <a:noFill/>
-                    <a:ln w="9525">
-                      <a:noFill/>
-                      <a:headEnd/>
-                      <a:tailEnd/>
-                    </a:ln>
-                  </pic:spPr>
-                </pic:pic>
-              </a:graphicData>
-            </a:graphic>
-          </wp:inline>
-        </w:drawing>
-      </w:r>
-    </w:p>
-    <w:p>
-      <w:pPr>
-        <w:pStyle w:val="SourceCode"/>
-      </w:pPr>
-      <w:r>
-        <w:rPr>
-          <w:rStyle w:val="NormalTok"/>
-        </w:rPr>
-        <w:t xml:space="preserve">filter_custom </w:t>
-      </w:r>
-      <w:r>
-        <w:rPr>
-          <w:rStyle w:val="OtherTok"/>
-        </w:rPr>
-        <w:t xml:space="preserve">&lt;-</w:t>
-      </w:r>
-      <w:r>
-        <w:rPr>
-          <w:rStyle w:val="NormalTok"/>
-        </w:rPr>
-        <w:t xml:space="preserve"> </w:t>
-      </w:r>
-      <w:r>
-        <w:rPr>
-          <w:rStyle w:val="FunctionTok"/>
-        </w:rPr>
-        <w:t xml:space="preserve">har_fil_median_custom</w:t>
-      </w:r>
-      <w:r>
-        <w:rPr>
-          <w:rStyle w:val="NormalTok"/>
-        </w:rPr>
-        <w:t xml:space="preserve">(</w:t>
-      </w:r>
-      <w:r>
-        <w:rPr>
-          <w:rStyle w:val="AttributeTok"/>
-        </w:rPr>
-        <w:t xml:space="preserve">k =</w:t>
-      </w:r>
-      <w:r>
-        <w:rPr>
-          <w:rStyle w:val="NormalTok"/>
-        </w:rPr>
-        <w:t xml:space="preserve"> </w:t>
-      </w:r>
-      <w:r>
-        <w:rPr>
-          <w:rStyle w:val="DecValTok"/>
-        </w:rPr>
-        <w:t xml:space="preserve">5</w:t>
-      </w:r>
-      <w:r>
-        <w:rPr>
-          <w:rStyle w:val="NormalTok"/>
-        </w:rPr>
-        <w:t xml:space="preserve">)</w:t>
-      </w:r>
-      <w:r>
-        <w:br/>
-      </w:r>
-      <w:r>
-        <w:rPr>
-          <w:rStyle w:val="NormalTok"/>
-        </w:rPr>
-        <w:t xml:space="preserve">serie_filtered </w:t>
-      </w:r>
-      <w:r>
-        <w:rPr>
-          <w:rStyle w:val="OtherTok"/>
-        </w:rPr>
-        <w:t xml:space="preserve">&lt;-</w:t>
-      </w:r>
-      <w:r>
-        <w:rPr>
-          <w:rStyle w:val="NormalTok"/>
-        </w:rPr>
-        <w:t xml:space="preserve"> </w:t>
-      </w:r>
-      <w:r>
-        <w:rPr>
-          <w:rStyle w:val="FunctionTok"/>
-        </w:rPr>
-        <w:t xml:space="preserve">transform</w:t>
-      </w:r>
-      <w:r>
-        <w:rPr>
-          <w:rStyle w:val="NormalTok"/>
-        </w:rPr>
-        <w:t xml:space="preserve">(filter_custom, dataset</w:t>
-      </w:r>
-      <w:r>
-        <w:rPr>
-          <w:rStyle w:val="SpecialCharTok"/>
-        </w:rPr>
-        <w:t xml:space="preserve">$</w:t>
-      </w:r>
-      <w:r>
-        <w:rPr>
-          <w:rStyle w:val="NormalTok"/>
-        </w:rPr>
-        <w:t xml:space="preserve">serie)</w:t>
-      </w:r>
-      <w:r>
-        <w:br/>
-      </w:r>
-      <w:r>
-        <w:br/>
-      </w:r>
-      <w:r>
-        <w:rPr>
-          <w:rStyle w:val="FunctionTok"/>
-        </w:rPr>
-        <w:t xml:space="preserve">har_plot</w:t>
-      </w:r>
-      <w:r>
-        <w:rPr>
-          <w:rStyle w:val="NormalTok"/>
-        </w:rPr>
-        <w:t xml:space="preserve">(</w:t>
-      </w:r>
-      <w:r>
-        <w:rPr>
-          <w:rStyle w:val="FunctionTok"/>
-        </w:rPr>
-        <w:t xml:space="preserve">harbinger</w:t>
-      </w:r>
-      <w:r>
-        <w:rPr>
-          <w:rStyle w:val="NormalTok"/>
-        </w:rPr>
-        <w:t xml:space="preserve">(), serie_filtered, </w:t>
       </w:r>
       <w:r>
         <w:rPr>
@@ -1099,7 +957,7 @@
               <a:graphicData uri="http://schemas.openxmlformats.org/drawingml/2006/picture">
                 <pic:pic>
                   <pic:nvPicPr>
-                    <pic:cNvPr descr="/home/gpca/harbinger/examples/custom/doc/custom_transformation_files/figure-docx/unnamed-chunk-4-1.png" id="28" name="Picture"/>
+                    <pic:cNvPr descr="/home/gpca/harbinger/examples/custom/doc/01-transformation-custom_transformation_files/figure-docx/unnamed-chunk-3-1.png" id="28" name="Picture"/>
                     <pic:cNvPicPr>
                       <a:picLocks noChangeArrowheads="1" noChangeAspect="1"/>
                     </pic:cNvPicPr>
@@ -1132,38 +990,90 @@
         </w:drawing>
       </w:r>
     </w:p>
-    <w:p>
-      <w:pPr>
-        <w:pStyle w:val="BodyText"/>
-      </w:pPr>
-      <w:r>
-        <w:t xml:space="preserve">Once the transformation is defined, it can be inserted before a regular detector. Here we use</w:t>
-      </w:r>
-      <w:r>
+    <w:bookmarkEnd w:id="29"/>
+    <w:bookmarkStart w:id="33" w:name="run-the-core-analysis"/>
+    <w:p>
+      <w:pPr>
+        <w:pStyle w:val="Heading3"/>
+      </w:pPr>
+      <w:r>
+        <w:t xml:space="preserve">Run the Core Analysis</w:t>
+      </w:r>
+    </w:p>
+    <w:p>
+      <w:pPr>
+        <w:pStyle w:val="FirstParagraph"/>
+      </w:pPr>
+      <w:r>
+        <w:t xml:space="preserve">With the environment and the method ready, we execute the central analytical step and inspect its immediate output. This is the point where the abstract idea described earlier becomes operational, so the reader should pay attention to what is produced and how Harbinger standardizes the result.</w:t>
+      </w:r>
+    </w:p>
+    <w:p>
+      <w:pPr>
+        <w:pStyle w:val="SourceCode"/>
+      </w:pPr>
+      <w:r>
+        <w:rPr>
+          <w:rStyle w:val="NormalTok"/>
+        </w:rPr>
+        <w:t xml:space="preserve">filter_custom </w:t>
+      </w:r>
+      <w:r>
+        <w:rPr>
+          <w:rStyle w:val="OtherTok"/>
+        </w:rPr>
+        <w:t xml:space="preserve">&lt;-</w:t>
+      </w:r>
+      <w:r>
+        <w:rPr>
+          <w:rStyle w:val="NormalTok"/>
+        </w:rPr>
         <w:t xml:space="preserve"> </w:t>
       </w:r>
       <w:r>
         <w:rPr>
-          <w:rStyle w:val="VerbatimChar"/>
-        </w:rPr>
-        <w:t xml:space="preserve">hanr_arima()</w:t>
-      </w:r>
-      <w:r>
+          <w:rStyle w:val="FunctionTok"/>
+        </w:rPr>
+        <w:t xml:space="preserve">har_fil_median_custom</w:t>
+      </w:r>
+      <w:r>
+        <w:rPr>
+          <w:rStyle w:val="NormalTok"/>
+        </w:rPr>
+        <w:t xml:space="preserve">(</w:t>
+      </w:r>
+      <w:r>
+        <w:rPr>
+          <w:rStyle w:val="AttributeTok"/>
+        </w:rPr>
+        <w:t xml:space="preserve">k =</w:t>
+      </w:r>
+      <w:r>
+        <w:rPr>
+          <w:rStyle w:val="NormalTok"/>
+        </w:rPr>
         <w:t xml:space="preserve"> </w:t>
       </w:r>
       <w:r>
-        <w:t xml:space="preserve">because it remains stable after smoothing and makes the downstream comparison easier to interpret.</w:t>
-      </w:r>
-    </w:p>
-    <w:p>
-      <w:pPr>
-        <w:pStyle w:val="SourceCode"/>
-      </w:pPr>
-      <w:r>
-        <w:rPr>
-          <w:rStyle w:val="NormalTok"/>
-        </w:rPr>
-        <w:t xml:space="preserve">model </w:t>
+        <w:rPr>
+          <w:rStyle w:val="DecValTok"/>
+        </w:rPr>
+        <w:t xml:space="preserve">5</w:t>
+      </w:r>
+      <w:r>
+        <w:rPr>
+          <w:rStyle w:val="NormalTok"/>
+        </w:rPr>
+        <w:t xml:space="preserve">)</w:t>
+      </w:r>
+      <w:r>
+        <w:br/>
+      </w:r>
+      <w:r>
+        <w:rPr>
+          <w:rStyle w:val="NormalTok"/>
+        </w:rPr>
+        <w:t xml:space="preserve">serie_filtered </w:t>
       </w:r>
       <w:r>
         <w:rPr>
@@ -1181,133 +1091,67 @@
         <w:rPr>
           <w:rStyle w:val="FunctionTok"/>
         </w:rPr>
-        <w:t xml:space="preserve">hanr_arima</w:t>
-      </w:r>
-      <w:r>
-        <w:rPr>
-          <w:rStyle w:val="NormalTok"/>
-        </w:rPr>
-        <w:t xml:space="preserve">()</w:t>
+        <w:t xml:space="preserve">transform</w:t>
+      </w:r>
+      <w:r>
+        <w:rPr>
+          <w:rStyle w:val="NormalTok"/>
+        </w:rPr>
+        <w:t xml:space="preserve">(filter_custom, dataset</w:t>
+      </w:r>
+      <w:r>
+        <w:rPr>
+          <w:rStyle w:val="SpecialCharTok"/>
+        </w:rPr>
+        <w:t xml:space="preserve">$</w:t>
+      </w:r>
+      <w:r>
+        <w:rPr>
+          <w:rStyle w:val="NormalTok"/>
+        </w:rPr>
+        <w:t xml:space="preserve">serie)</w:t>
       </w:r>
       <w:r>
         <w:br/>
       </w:r>
       <w:r>
-        <w:rPr>
-          <w:rStyle w:val="NormalTok"/>
-        </w:rPr>
-        <w:t xml:space="preserve">model </w:t>
-      </w:r>
-      <w:r>
-        <w:rPr>
-          <w:rStyle w:val="OtherTok"/>
-        </w:rPr>
-        <w:t xml:space="preserve">&lt;-</w:t>
-      </w:r>
-      <w:r>
-        <w:rPr>
-          <w:rStyle w:val="NormalTok"/>
-        </w:rPr>
-        <w:t xml:space="preserve"> </w:t>
+        <w:br/>
       </w:r>
       <w:r>
         <w:rPr>
           <w:rStyle w:val="FunctionTok"/>
         </w:rPr>
-        <w:t xml:space="preserve">fit</w:t>
-      </w:r>
-      <w:r>
-        <w:rPr>
-          <w:rStyle w:val="NormalTok"/>
-        </w:rPr>
-        <w:t xml:space="preserve">(model, </w:t>
+        <w:t xml:space="preserve">har_plot</w:t>
+      </w:r>
+      <w:r>
+        <w:rPr>
+          <w:rStyle w:val="NormalTok"/>
+        </w:rPr>
+        <w:t xml:space="preserve">(</w:t>
       </w:r>
       <w:r>
         <w:rPr>
           <w:rStyle w:val="FunctionTok"/>
         </w:rPr>
-        <w:t xml:space="preserve">as.numeric</w:t>
-      </w:r>
-      <w:r>
-        <w:rPr>
-          <w:rStyle w:val="NormalTok"/>
-        </w:rPr>
-        <w:t xml:space="preserve">(serie_filtered))</w:t>
-      </w:r>
-      <w:r>
-        <w:br/>
-      </w:r>
-      <w:r>
-        <w:rPr>
-          <w:rStyle w:val="NormalTok"/>
-        </w:rPr>
-        <w:t xml:space="preserve">detection </w:t>
-      </w:r>
-      <w:r>
-        <w:rPr>
-          <w:rStyle w:val="OtherTok"/>
-        </w:rPr>
-        <w:t xml:space="preserve">&lt;-</w:t>
-      </w:r>
-      <w:r>
-        <w:rPr>
-          <w:rStyle w:val="NormalTok"/>
-        </w:rPr>
-        <w:t xml:space="preserve"> </w:t>
-      </w:r>
-      <w:r>
-        <w:rPr>
-          <w:rStyle w:val="FunctionTok"/>
-        </w:rPr>
-        <w:t xml:space="preserve">detect</w:t>
-      </w:r>
-      <w:r>
-        <w:rPr>
-          <w:rStyle w:val="NormalTok"/>
-        </w:rPr>
-        <w:t xml:space="preserve">(model, </w:t>
-      </w:r>
-      <w:r>
-        <w:rPr>
-          <w:rStyle w:val="FunctionTok"/>
-        </w:rPr>
-        <w:t xml:space="preserve">as.numeric</w:t>
-      </w:r>
-      <w:r>
-        <w:rPr>
-          <w:rStyle w:val="NormalTok"/>
-        </w:rPr>
-        <w:t xml:space="preserve">(serie_filtered))</w:t>
-      </w:r>
-      <w:r>
-        <w:br/>
-      </w:r>
-      <w:r>
-        <w:br/>
-      </w:r>
-      <w:r>
-        <w:rPr>
-          <w:rStyle w:val="FunctionTok"/>
-        </w:rPr>
-        <w:t xml:space="preserve">har_plot</w:t>
-      </w:r>
-      <w:r>
-        <w:rPr>
-          <w:rStyle w:val="NormalTok"/>
-        </w:rPr>
-        <w:t xml:space="preserve">(model, </w:t>
-      </w:r>
-      <w:r>
-        <w:rPr>
-          <w:rStyle w:val="FunctionTok"/>
-        </w:rPr>
-        <w:t xml:space="preserve">as.numeric</w:t>
-      </w:r>
-      <w:r>
-        <w:rPr>
-          <w:rStyle w:val="NormalTok"/>
-        </w:rPr>
-        <w:t xml:space="preserve">(serie_filtered), detection, dataset</w:t>
+        <w:t xml:space="preserve">harbinger</w:t>
+      </w:r>
+      <w:r>
+        <w:rPr>
+          <w:rStyle w:val="NormalTok"/>
+        </w:rPr>
+        <w:t xml:space="preserve">(), serie_filtered, </w:t>
+      </w:r>
+      <w:r>
+        <w:rPr>
+          <w:rStyle w:val="AttributeTok"/>
+        </w:rPr>
+        <w:t xml:space="preserve">event =</w:t>
+      </w:r>
+      <w:r>
+        <w:rPr>
+          <w:rStyle w:val="NormalTok"/>
+        </w:rPr>
+        <w:t xml:space="preserve"> dataset</w:t>
       </w:r>
       <w:r>
         <w:rPr>
@@ -1331,18 +1175,18 @@
           <wp:inline>
             <wp:extent cx="4620126" cy="3696101"/>
             <wp:effectExtent b="0" l="0" r="0" t="0"/>
-            <wp:docPr descr="" title="" id="30" name="Picture"/>
+            <wp:docPr descr="" title="" id="31" name="Picture"/>
             <a:graphic>
               <a:graphicData uri="http://schemas.openxmlformats.org/drawingml/2006/picture">
                 <pic:pic>
                   <pic:nvPicPr>
-                    <pic:cNvPr descr="/home/gpca/harbinger/examples/custom/doc/custom_transformation_files/figure-docx/unnamed-chunk-5-1.png" id="31" name="Picture"/>
+                    <pic:cNvPr descr="/home/gpca/harbinger/examples/custom/doc/01-transformation-custom_transformation_files/figure-docx/unnamed-chunk-4-1.png" id="32" name="Picture"/>
                     <pic:cNvPicPr>
                       <a:picLocks noChangeArrowheads="1" noChangeAspect="1"/>
                     </pic:cNvPicPr>
                   </pic:nvPicPr>
                   <pic:blipFill>
-                    <a:blip r:embed="rId29"/>
+                    <a:blip r:embed="rId30"/>
                     <a:stretch>
                       <a:fillRect/>
                     </a:stretch>
@@ -1374,11 +1218,267 @@
         <w:pStyle w:val="BodyText"/>
       </w:pPr>
       <w:r>
+        <w:t xml:space="preserve">Once the transformation is defined, it can be inserted before a regular detector. Here we use</w:t>
+      </w:r>
+      <w:r>
+        <w:t xml:space="preserve"> </w:t>
+      </w:r>
+      <w:r>
+        <w:rPr>
+          <w:rStyle w:val="VerbatimChar"/>
+        </w:rPr>
+        <w:t xml:space="preserve">hanr_arima()</w:t>
+      </w:r>
+      <w:r>
+        <w:t xml:space="preserve"> </w:t>
+      </w:r>
+      <w:r>
+        <w:t xml:space="preserve">because it remains stable after smoothing and makes the downstream comparison easier to interpret.</w:t>
+      </w:r>
+    </w:p>
+    <w:bookmarkEnd w:id="33"/>
+    <w:bookmarkStart w:id="37" w:name="configure-the-method"/>
+    <w:p>
+      <w:pPr>
+        <w:pStyle w:val="Heading3"/>
+      </w:pPr>
+      <w:r>
+        <w:t xml:space="preserve">Configure the Method</w:t>
+      </w:r>
+    </w:p>
+    <w:p>
+      <w:pPr>
+        <w:pStyle w:val="FirstParagraph"/>
+      </w:pPr>
+      <w:r>
+        <w:t xml:space="preserve">The next step is to instantiate the method and, when necessary, fit it to the selected series. This is where the notebook makes its analytical choice explicit: the parameters chosen here determine what kind of pattern the detector or transformer will become sensitive to and how the later outputs should be interpreted.</w:t>
+      </w:r>
+    </w:p>
+    <w:p>
+      <w:pPr>
+        <w:pStyle w:val="SourceCode"/>
+      </w:pPr>
+      <w:r>
+        <w:rPr>
+          <w:rStyle w:val="NormalTok"/>
+        </w:rPr>
+        <w:t xml:space="preserve">model </w:t>
+      </w:r>
+      <w:r>
+        <w:rPr>
+          <w:rStyle w:val="OtherTok"/>
+        </w:rPr>
+        <w:t xml:space="preserve">&lt;-</w:t>
+      </w:r>
+      <w:r>
+        <w:rPr>
+          <w:rStyle w:val="NormalTok"/>
+        </w:rPr>
+        <w:t xml:space="preserve"> </w:t>
+      </w:r>
+      <w:r>
+        <w:rPr>
+          <w:rStyle w:val="FunctionTok"/>
+        </w:rPr>
+        <w:t xml:space="preserve">hanr_arima</w:t>
+      </w:r>
+      <w:r>
+        <w:rPr>
+          <w:rStyle w:val="NormalTok"/>
+        </w:rPr>
+        <w:t xml:space="preserve">()</w:t>
+      </w:r>
+      <w:r>
+        <w:br/>
+      </w:r>
+      <w:r>
+        <w:rPr>
+          <w:rStyle w:val="NormalTok"/>
+        </w:rPr>
+        <w:t xml:space="preserve">model </w:t>
+      </w:r>
+      <w:r>
+        <w:rPr>
+          <w:rStyle w:val="OtherTok"/>
+        </w:rPr>
+        <w:t xml:space="preserve">&lt;-</w:t>
+      </w:r>
+      <w:r>
+        <w:rPr>
+          <w:rStyle w:val="NormalTok"/>
+        </w:rPr>
+        <w:t xml:space="preserve"> </w:t>
+      </w:r>
+      <w:r>
+        <w:rPr>
+          <w:rStyle w:val="FunctionTok"/>
+        </w:rPr>
+        <w:t xml:space="preserve">fit</w:t>
+      </w:r>
+      <w:r>
+        <w:rPr>
+          <w:rStyle w:val="NormalTok"/>
+        </w:rPr>
+        <w:t xml:space="preserve">(model, </w:t>
+      </w:r>
+      <w:r>
+        <w:rPr>
+          <w:rStyle w:val="FunctionTok"/>
+        </w:rPr>
+        <w:t xml:space="preserve">as.numeric</w:t>
+      </w:r>
+      <w:r>
+        <w:rPr>
+          <w:rStyle w:val="NormalTok"/>
+        </w:rPr>
+        <w:t xml:space="preserve">(serie_filtered))</w:t>
+      </w:r>
+      <w:r>
+        <w:br/>
+      </w:r>
+      <w:r>
+        <w:rPr>
+          <w:rStyle w:val="NormalTok"/>
+        </w:rPr>
+        <w:t xml:space="preserve">detection </w:t>
+      </w:r>
+      <w:r>
+        <w:rPr>
+          <w:rStyle w:val="OtherTok"/>
+        </w:rPr>
+        <w:t xml:space="preserve">&lt;-</w:t>
+      </w:r>
+      <w:r>
+        <w:rPr>
+          <w:rStyle w:val="NormalTok"/>
+        </w:rPr>
+        <w:t xml:space="preserve"> </w:t>
+      </w:r>
+      <w:r>
+        <w:rPr>
+          <w:rStyle w:val="FunctionTok"/>
+        </w:rPr>
+        <w:t xml:space="preserve">detect</w:t>
+      </w:r>
+      <w:r>
+        <w:rPr>
+          <w:rStyle w:val="NormalTok"/>
+        </w:rPr>
+        <w:t xml:space="preserve">(model, </w:t>
+      </w:r>
+      <w:r>
+        <w:rPr>
+          <w:rStyle w:val="FunctionTok"/>
+        </w:rPr>
+        <w:t xml:space="preserve">as.numeric</w:t>
+      </w:r>
+      <w:r>
+        <w:rPr>
+          <w:rStyle w:val="NormalTok"/>
+        </w:rPr>
+        <w:t xml:space="preserve">(serie_filtered))</w:t>
+      </w:r>
+      <w:r>
+        <w:br/>
+      </w:r>
+      <w:r>
+        <w:br/>
+      </w:r>
+      <w:r>
+        <w:rPr>
+          <w:rStyle w:val="FunctionTok"/>
+        </w:rPr>
+        <w:t xml:space="preserve">har_plot</w:t>
+      </w:r>
+      <w:r>
+        <w:rPr>
+          <w:rStyle w:val="NormalTok"/>
+        </w:rPr>
+        <w:t xml:space="preserve">(model, </w:t>
+      </w:r>
+      <w:r>
+        <w:rPr>
+          <w:rStyle w:val="FunctionTok"/>
+        </w:rPr>
+        <w:t xml:space="preserve">as.numeric</w:t>
+      </w:r>
+      <w:r>
+        <w:rPr>
+          <w:rStyle w:val="NormalTok"/>
+        </w:rPr>
+        <w:t xml:space="preserve">(serie_filtered), detection, dataset</w:t>
+      </w:r>
+      <w:r>
+        <w:rPr>
+          <w:rStyle w:val="SpecialCharTok"/>
+        </w:rPr>
+        <w:t xml:space="preserve">$</w:t>
+      </w:r>
+      <w:r>
+        <w:rPr>
+          <w:rStyle w:val="NormalTok"/>
+        </w:rPr>
+        <w:t xml:space="preserve">event)</w:t>
+      </w:r>
+    </w:p>
+    <w:p>
+      <w:pPr>
+        <w:pStyle w:val="FirstParagraph"/>
+      </w:pPr>
+      <w:r>
+        <w:drawing>
+          <wp:inline>
+            <wp:extent cx="4620126" cy="3696101"/>
+            <wp:effectExtent b="0" l="0" r="0" t="0"/>
+            <wp:docPr descr="" title="" id="35" name="Picture"/>
+            <a:graphic>
+              <a:graphicData uri="http://schemas.openxmlformats.org/drawingml/2006/picture">
+                <pic:pic>
+                  <pic:nvPicPr>
+                    <pic:cNvPr descr="/home/gpca/harbinger/examples/custom/doc/01-transformation-custom_transformation_files/figure-docx/unnamed-chunk-5-1.png" id="36" name="Picture"/>
+                    <pic:cNvPicPr>
+                      <a:picLocks noChangeArrowheads="1" noChangeAspect="1"/>
+                    </pic:cNvPicPr>
+                  </pic:nvPicPr>
+                  <pic:blipFill>
+                    <a:blip r:embed="rId34"/>
+                    <a:stretch>
+                      <a:fillRect/>
+                    </a:stretch>
+                  </pic:blipFill>
+                  <pic:spPr bwMode="auto">
+                    <a:xfrm>
+                      <a:off x="0" y="0"/>
+                      <a:ext cx="4620126" cy="3696101"/>
+                    </a:xfrm>
+                    <a:prstGeom prst="rect">
+                      <a:avLst/>
+                    </a:prstGeom>
+                    <a:noFill/>
+                    <a:ln w="9525">
+                      <a:noFill/>
+                      <a:headEnd/>
+                      <a:tailEnd/>
+                    </a:ln>
+                  </pic:spPr>
+                </pic:pic>
+              </a:graphicData>
+            </a:graphic>
+          </wp:inline>
+        </w:drawing>
+      </w:r>
+    </w:p>
+    <w:p>
+      <w:pPr>
+        <w:pStyle w:val="BodyText"/>
+      </w:pPr>
+      <w:r>
         <w:t xml:space="preserve">This example shows the usual role of a custom transformation in Harbinger: change the signal representation first, and then feed the transformed series into the downstream detection workflow.</w:t>
       </w:r>
     </w:p>
-    <w:bookmarkEnd w:id="32"/>
-    <w:bookmarkStart w:id="33" w:name="references"/>
+    <w:bookmarkEnd w:id="37"/>
+    <w:bookmarkEnd w:id="38"/>
+    <w:bookmarkStart w:id="39" w:name="references"/>
     <w:p>
       <w:pPr>
         <w:pStyle w:val="Heading2"/>
@@ -1399,7 +1499,7 @@
         <w:t xml:space="preserve">Tukey, J. W. (1977). Exploratory Data Analysis. Addison-Wesley.</w:t>
       </w:r>
     </w:p>
-    <w:bookmarkEnd w:id="33"/>
+    <w:bookmarkEnd w:id="39"/>
     <w:sectPr>
       <w:footnotePr>
         <w:numRestart w:val="eachSect"/>

--- a/examples/custom/doc/01-transformation-custom_transformation.docx
+++ b/examples/custom/doc/01-transformation-custom_transformation.docx
@@ -100,7 +100,7 @@
       </w:r>
     </w:p>
     <w:bookmarkEnd w:id="22"/>
-    <w:bookmarkStart w:id="23" w:name="method-at-a-glance"/>
+    <w:bookmarkStart w:id="37" w:name="method-at-a-glance"/>
     <w:p>
       <w:pPr>
         <w:pStyle w:val="Heading2"/>
@@ -155,23 +155,111 @@
         <w:t xml:space="preserve">method when no fitted state is required.</w:t>
       </w:r>
     </w:p>
+    <w:bookmarkStart w:id="23" w:name="prepare-the-example"/>
+    <w:p>
+      <w:pPr>
+        <w:pStyle w:val="Heading3"/>
+      </w:pPr>
+      <w:r>
+        <w:t xml:space="preserve">Prepare the Example</w:t>
+      </w:r>
+    </w:p>
+    <w:p>
+      <w:pPr>
+        <w:pStyle w:val="FirstParagraph"/>
+      </w:pPr>
+      <w:r>
+        <w:t xml:space="preserve">This setup anchors the notebook in the specific series used to examine</w:t>
+      </w:r>
+      <w:r>
+        <w:t xml:space="preserve"> </w:t>
+      </w:r>
+      <w:r>
+        <w:rPr>
+          <w:rStyle w:val="VerbatimChar"/>
+        </w:rPr>
+        <w:t xml:space="preserve">01-transformation-custom_transformation</w:t>
+      </w:r>
+      <w:r>
+        <w:t xml:space="preserve">. The semantic point is the one stated above: the transformation applies</w:t>
+      </w:r>
+      <w:r>
+        <w:t xml:space="preserve"> </w:t>
+      </w:r>
+      <w:r>
+        <w:rPr>
+          <w:rStyle w:val="VerbatimChar"/>
+        </w:rPr>
+        <w:t xml:space="preserve">stats::runmed()</w:t>
+      </w:r>
+      <w:r>
+        <w:t xml:space="preserve"> </w:t>
+      </w:r>
+      <w:r>
+        <w:t xml:space="preserve">to the numeric series and then feeds the filtered output into a regular Harbinger detector, so the raw signal needs to be visible before any fitting step hides that structure behind model output.</w:t>
+      </w:r>
+    </w:p>
+    <w:p>
+      <w:pPr>
+        <w:pStyle w:val="SourceCode"/>
+      </w:pPr>
+      <w:r>
+        <w:rPr>
+          <w:rStyle w:val="CommentTok"/>
+        </w:rPr>
+        <w:t xml:space="preserve"># installation</w:t>
+      </w:r>
+      <w:r>
+        <w:br/>
+      </w:r>
+      <w:r>
+        <w:rPr>
+          <w:rStyle w:val="CommentTok"/>
+        </w:rPr>
+        <w:t xml:space="preserve"># install.packages(c("harbinger", "daltoolbox"))</w:t>
+      </w:r>
+      <w:r>
+        <w:br/>
+      </w:r>
+      <w:r>
+        <w:br/>
+      </w:r>
+      <w:r>
+        <w:rPr>
+          <w:rStyle w:val="FunctionTok"/>
+        </w:rPr>
+        <w:t xml:space="preserve">library</w:t>
+      </w:r>
+      <w:r>
+        <w:rPr>
+          <w:rStyle w:val="NormalTok"/>
+        </w:rPr>
+        <w:t xml:space="preserve">(daltoolbox)</w:t>
+      </w:r>
+      <w:r>
+        <w:br/>
+      </w:r>
+      <w:r>
+        <w:rPr>
+          <w:rStyle w:val="FunctionTok"/>
+        </w:rPr>
+        <w:t xml:space="preserve">library</w:t>
+      </w:r>
+      <w:r>
+        <w:rPr>
+          <w:rStyle w:val="NormalTok"/>
+        </w:rPr>
+        <w:t xml:space="preserve">(harbinger)</w:t>
+      </w:r>
+    </w:p>
     <w:bookmarkEnd w:id="23"/>
-    <w:bookmarkStart w:id="38" w:name="walkthrough"/>
-    <w:p>
-      <w:pPr>
-        <w:pStyle w:val="Heading2"/>
-      </w:pPr>
-      <w:r>
-        <w:t xml:space="preserve">Walkthrough</w:t>
-      </w:r>
-    </w:p>
-    <w:bookmarkStart w:id="24" w:name="prepare-the-example"/>
+    <w:bookmarkStart w:id="24" w:name="define-the-support-structures"/>
     <w:p>
       <w:pPr>
         <w:pStyle w:val="Heading3"/>
       </w:pPr>
       <w:r>
-        <w:t xml:space="preserve">Prepare the Example</w:t>
+        <w:t xml:space="preserve">Define the Support Structures</w:t>
       </w:r>
     </w:p>
     <w:p>
@@ -179,7 +267,22 @@
         <w:pStyle w:val="FirstParagraph"/>
       </w:pPr>
       <w:r>
-        <w:t xml:space="preserve">We begin by organizing the environment, loading the packages, and selecting the dataset used in the notebook. This part is intentionally more direct: the goal is to make the starting point explicit before the method-specific reasoning begins.</w:t>
+        <w:t xml:space="preserve">The code below defines the smallest Harbinger contract needed to express the idea behind this example. Read it in semantic terms: the goal is to encode that the transformation applies</w:t>
+      </w:r>
+      <w:r>
+        <w:t xml:space="preserve"> </w:t>
+      </w:r>
+      <w:r>
+        <w:rPr>
+          <w:rStyle w:val="VerbatimChar"/>
+        </w:rPr>
+        <w:t xml:space="preserve">stats::runmed()</w:t>
+      </w:r>
+      <w:r>
+        <w:t xml:space="preserve"> </w:t>
+      </w:r>
+      <w:r>
+        <w:t xml:space="preserve">to the numeric series and then feeds the filtered output into a regular Harbinger detector while still returning objects that Harbinger can plot and evaluate like any native method.</w:t>
       </w:r>
     </w:p>
     <w:p>
@@ -188,61 +291,564 @@
       </w:pPr>
       <w:r>
         <w:rPr>
-          <w:rStyle w:val="CommentTok"/>
-        </w:rPr>
-        <w:t xml:space="preserve"># installation</w:t>
+          <w:rStyle w:val="NormalTok"/>
+        </w:rPr>
+        <w:t xml:space="preserve">har_fil_median_custom </w:t>
+      </w:r>
+      <w:r>
+        <w:rPr>
+          <w:rStyle w:val="OtherTok"/>
+        </w:rPr>
+        <w:t xml:space="preserve">&lt;-</w:t>
+      </w:r>
+      <w:r>
+        <w:rPr>
+          <w:rStyle w:val="NormalTok"/>
+        </w:rPr>
+        <w:t xml:space="preserve"> </w:t>
+      </w:r>
+      <w:r>
+        <w:rPr>
+          <w:rStyle w:val="ControlFlowTok"/>
+        </w:rPr>
+        <w:t xml:space="preserve">function</w:t>
+      </w:r>
+      <w:r>
+        <w:rPr>
+          <w:rStyle w:val="NormalTok"/>
+        </w:rPr>
+        <w:t xml:space="preserve">(</w:t>
+      </w:r>
+      <w:r>
+        <w:rPr>
+          <w:rStyle w:val="AttributeTok"/>
+        </w:rPr>
+        <w:t xml:space="preserve">k =</w:t>
+      </w:r>
+      <w:r>
+        <w:rPr>
+          <w:rStyle w:val="NormalTok"/>
+        </w:rPr>
+        <w:t xml:space="preserve"> </w:t>
+      </w:r>
+      <w:r>
+        <w:rPr>
+          <w:rStyle w:val="DecValTok"/>
+        </w:rPr>
+        <w:t xml:space="preserve">5</w:t>
+      </w:r>
+      <w:r>
+        <w:rPr>
+          <w:rStyle w:val="NormalTok"/>
+        </w:rPr>
+        <w:t xml:space="preserve">) {</w:t>
       </w:r>
       <w:r>
         <w:br/>
       </w:r>
       <w:r>
         <w:rPr>
-          <w:rStyle w:val="CommentTok"/>
-        </w:rPr>
-        <w:t xml:space="preserve"># install.packages(c("harbinger", "daltoolbox"))</w:t>
+          <w:rStyle w:val="NormalTok"/>
+        </w:rPr>
+        <w:t xml:space="preserve">  </w:t>
+      </w:r>
+      <w:r>
+        <w:rPr>
+          <w:rStyle w:val="ControlFlowTok"/>
+        </w:rPr>
+        <w:t xml:space="preserve">if</w:t>
+      </w:r>
+      <w:r>
+        <w:rPr>
+          <w:rStyle w:val="NormalTok"/>
+        </w:rPr>
+        <w:t xml:space="preserve"> (k </w:t>
+      </w:r>
+      <w:r>
+        <w:rPr>
+          <w:rStyle w:val="SpecialCharTok"/>
+        </w:rPr>
+        <w:t xml:space="preserve">%%</w:t>
+      </w:r>
+      <w:r>
+        <w:rPr>
+          <w:rStyle w:val="NormalTok"/>
+        </w:rPr>
+        <w:t xml:space="preserve"> </w:t>
+      </w:r>
+      <w:r>
+        <w:rPr>
+          <w:rStyle w:val="DecValTok"/>
+        </w:rPr>
+        <w:t xml:space="preserve">2</w:t>
+      </w:r>
+      <w:r>
+        <w:rPr>
+          <w:rStyle w:val="NormalTok"/>
+        </w:rPr>
+        <w:t xml:space="preserve"> </w:t>
+      </w:r>
+      <w:r>
+        <w:rPr>
+          <w:rStyle w:val="SpecialCharTok"/>
+        </w:rPr>
+        <w:t xml:space="preserve">==</w:t>
+      </w:r>
+      <w:r>
+        <w:rPr>
+          <w:rStyle w:val="NormalTok"/>
+        </w:rPr>
+        <w:t xml:space="preserve"> </w:t>
+      </w:r>
+      <w:r>
+        <w:rPr>
+          <w:rStyle w:val="DecValTok"/>
+        </w:rPr>
+        <w:t xml:space="preserve">0</w:t>
+      </w:r>
+      <w:r>
+        <w:rPr>
+          <w:rStyle w:val="NormalTok"/>
+        </w:rPr>
+        <w:t xml:space="preserve">) {</w:t>
       </w:r>
       <w:r>
         <w:br/>
       </w:r>
       <w:r>
+        <w:rPr>
+          <w:rStyle w:val="NormalTok"/>
+        </w:rPr>
+        <w:t xml:space="preserve">    k </w:t>
+      </w:r>
+      <w:r>
+        <w:rPr>
+          <w:rStyle w:val="OtherTok"/>
+        </w:rPr>
+        <w:t xml:space="preserve">&lt;-</w:t>
+      </w:r>
+      <w:r>
+        <w:rPr>
+          <w:rStyle w:val="NormalTok"/>
+        </w:rPr>
+        <w:t xml:space="preserve"> k </w:t>
+      </w:r>
+      <w:r>
+        <w:rPr>
+          <w:rStyle w:val="SpecialCharTok"/>
+        </w:rPr>
+        <w:t xml:space="preserve">+</w:t>
+      </w:r>
+      <w:r>
+        <w:rPr>
+          <w:rStyle w:val="NormalTok"/>
+        </w:rPr>
+        <w:t xml:space="preserve"> </w:t>
+      </w:r>
+      <w:r>
+        <w:rPr>
+          <w:rStyle w:val="DecValTok"/>
+        </w:rPr>
+        <w:t xml:space="preserve">1</w:t>
+      </w:r>
+      <w:r>
         <w:br/>
       </w:r>
       <w:r>
         <w:rPr>
+          <w:rStyle w:val="NormalTok"/>
+        </w:rPr>
+        <w:t xml:space="preserve">  }</w:t>
+      </w:r>
+      <w:r>
+        <w:br/>
+      </w:r>
+      <w:r>
+        <w:br/>
+      </w:r>
+      <w:r>
+        <w:rPr>
+          <w:rStyle w:val="NormalTok"/>
+        </w:rPr>
+        <w:t xml:space="preserve">  obj </w:t>
+      </w:r>
+      <w:r>
+        <w:rPr>
+          <w:rStyle w:val="OtherTok"/>
+        </w:rPr>
+        <w:t xml:space="preserve">&lt;-</w:t>
+      </w:r>
+      <w:r>
+        <w:rPr>
+          <w:rStyle w:val="NormalTok"/>
+        </w:rPr>
+        <w:t xml:space="preserve"> daltoolbox</w:t>
+      </w:r>
+      <w:r>
+        <w:rPr>
+          <w:rStyle w:val="SpecialCharTok"/>
+        </w:rPr>
+        <w:t xml:space="preserve">::</w:t>
+      </w:r>
+      <w:r>
+        <w:rPr>
           <w:rStyle w:val="FunctionTok"/>
         </w:rPr>
-        <w:t xml:space="preserve">library</w:t>
-      </w:r>
-      <w:r>
-        <w:rPr>
-          <w:rStyle w:val="NormalTok"/>
-        </w:rPr>
-        <w:t xml:space="preserve">(daltoolbox)</w:t>
+        <w:t xml:space="preserve">dal_transform</w:t>
+      </w:r>
+      <w:r>
+        <w:rPr>
+          <w:rStyle w:val="NormalTok"/>
+        </w:rPr>
+        <w:t xml:space="preserve">()</w:t>
       </w:r>
       <w:r>
         <w:br/>
       </w:r>
       <w:r>
         <w:rPr>
+          <w:rStyle w:val="NormalTok"/>
+        </w:rPr>
+        <w:t xml:space="preserve">  obj</w:t>
+      </w:r>
+      <w:r>
+        <w:rPr>
+          <w:rStyle w:val="SpecialCharTok"/>
+        </w:rPr>
+        <w:t xml:space="preserve">$</w:t>
+      </w:r>
+      <w:r>
+        <w:rPr>
+          <w:rStyle w:val="NormalTok"/>
+        </w:rPr>
+        <w:t xml:space="preserve">k </w:t>
+      </w:r>
+      <w:r>
+        <w:rPr>
+          <w:rStyle w:val="OtherTok"/>
+        </w:rPr>
+        <w:t xml:space="preserve">&lt;-</w:t>
+      </w:r>
+      <w:r>
+        <w:rPr>
+          <w:rStyle w:val="NormalTok"/>
+        </w:rPr>
+        <w:t xml:space="preserve"> k</w:t>
+      </w:r>
+      <w:r>
+        <w:br/>
+      </w:r>
+      <w:r>
+        <w:rPr>
+          <w:rStyle w:val="NormalTok"/>
+        </w:rPr>
+        <w:t xml:space="preserve">  </w:t>
+      </w:r>
+      <w:r>
+        <w:rPr>
           <w:rStyle w:val="FunctionTok"/>
         </w:rPr>
-        <w:t xml:space="preserve">library</w:t>
-      </w:r>
-      <w:r>
-        <w:rPr>
-          <w:rStyle w:val="NormalTok"/>
-        </w:rPr>
-        <w:t xml:space="preserve">(harbinger)</w:t>
+        <w:t xml:space="preserve">class</w:t>
+      </w:r>
+      <w:r>
+        <w:rPr>
+          <w:rStyle w:val="NormalTok"/>
+        </w:rPr>
+        <w:t xml:space="preserve">(obj) </w:t>
+      </w:r>
+      <w:r>
+        <w:rPr>
+          <w:rStyle w:val="OtherTok"/>
+        </w:rPr>
+        <w:t xml:space="preserve">&lt;-</w:t>
+      </w:r>
+      <w:r>
+        <w:rPr>
+          <w:rStyle w:val="NormalTok"/>
+        </w:rPr>
+        <w:t xml:space="preserve"> </w:t>
+      </w:r>
+      <w:r>
+        <w:rPr>
+          <w:rStyle w:val="FunctionTok"/>
+        </w:rPr>
+        <w:t xml:space="preserve">append</w:t>
+      </w:r>
+      <w:r>
+        <w:rPr>
+          <w:rStyle w:val="NormalTok"/>
+        </w:rPr>
+        <w:t xml:space="preserve">(</w:t>
+      </w:r>
+      <w:r>
+        <w:rPr>
+          <w:rStyle w:val="StringTok"/>
+        </w:rPr>
+        <w:t xml:space="preserve">"har_fil_median_custom"</w:t>
+      </w:r>
+      <w:r>
+        <w:rPr>
+          <w:rStyle w:val="NormalTok"/>
+        </w:rPr>
+        <w:t xml:space="preserve">, </w:t>
+      </w:r>
+      <w:r>
+        <w:rPr>
+          <w:rStyle w:val="FunctionTok"/>
+        </w:rPr>
+        <w:t xml:space="preserve">class</w:t>
+      </w:r>
+      <w:r>
+        <w:rPr>
+          <w:rStyle w:val="NormalTok"/>
+        </w:rPr>
+        <w:t xml:space="preserve">(obj))</w:t>
+      </w:r>
+      <w:r>
+        <w:br/>
+      </w:r>
+      <w:r>
+        <w:rPr>
+          <w:rStyle w:val="NormalTok"/>
+        </w:rPr>
+        <w:t xml:space="preserve">  obj</w:t>
+      </w:r>
+      <w:r>
+        <w:br/>
+      </w:r>
+      <w:r>
+        <w:rPr>
+          <w:rStyle w:val="NormalTok"/>
+        </w:rPr>
+        <w:t xml:space="preserve">}</w:t>
+      </w:r>
+      <w:r>
+        <w:br/>
+      </w:r>
+      <w:r>
+        <w:br/>
+      </w:r>
+      <w:r>
+        <w:rPr>
+          <w:rStyle w:val="NormalTok"/>
+        </w:rPr>
+        <w:t xml:space="preserve">transform.har_fil_median_custom </w:t>
+      </w:r>
+      <w:r>
+        <w:rPr>
+          <w:rStyle w:val="OtherTok"/>
+        </w:rPr>
+        <w:t xml:space="preserve">&lt;-</w:t>
+      </w:r>
+      <w:r>
+        <w:rPr>
+          <w:rStyle w:val="NormalTok"/>
+        </w:rPr>
+        <w:t xml:space="preserve"> </w:t>
+      </w:r>
+      <w:r>
+        <w:rPr>
+          <w:rStyle w:val="ControlFlowTok"/>
+        </w:rPr>
+        <w:t xml:space="preserve">function</w:t>
+      </w:r>
+      <w:r>
+        <w:rPr>
+          <w:rStyle w:val="NormalTok"/>
+        </w:rPr>
+        <w:t xml:space="preserve">(obj, data, ...) {</w:t>
+      </w:r>
+      <w:r>
+        <w:br/>
+      </w:r>
+      <w:r>
+        <w:rPr>
+          <w:rStyle w:val="NormalTok"/>
+        </w:rPr>
+        <w:t xml:space="preserve">  result </w:t>
+      </w:r>
+      <w:r>
+        <w:rPr>
+          <w:rStyle w:val="OtherTok"/>
+        </w:rPr>
+        <w:t xml:space="preserve">&lt;-</w:t>
+      </w:r>
+      <w:r>
+        <w:rPr>
+          <w:rStyle w:val="NormalTok"/>
+        </w:rPr>
+        <w:t xml:space="preserve"> stats</w:t>
+      </w:r>
+      <w:r>
+        <w:rPr>
+          <w:rStyle w:val="SpecialCharTok"/>
+        </w:rPr>
+        <w:t xml:space="preserve">::</w:t>
+      </w:r>
+      <w:r>
+        <w:rPr>
+          <w:rStyle w:val="FunctionTok"/>
+        </w:rPr>
+        <w:t xml:space="preserve">runmed</w:t>
+      </w:r>
+      <w:r>
+        <w:rPr>
+          <w:rStyle w:val="NormalTok"/>
+        </w:rPr>
+        <w:t xml:space="preserve">(</w:t>
+      </w:r>
+      <w:r>
+        <w:rPr>
+          <w:rStyle w:val="FunctionTok"/>
+        </w:rPr>
+        <w:t xml:space="preserve">as.numeric</w:t>
+      </w:r>
+      <w:r>
+        <w:rPr>
+          <w:rStyle w:val="NormalTok"/>
+        </w:rPr>
+        <w:t xml:space="preserve">(data), </w:t>
+      </w:r>
+      <w:r>
+        <w:rPr>
+          <w:rStyle w:val="AttributeTok"/>
+        </w:rPr>
+        <w:t xml:space="preserve">k =</w:t>
+      </w:r>
+      <w:r>
+        <w:rPr>
+          <w:rStyle w:val="NormalTok"/>
+        </w:rPr>
+        <w:t xml:space="preserve"> obj</w:t>
+      </w:r>
+      <w:r>
+        <w:rPr>
+          <w:rStyle w:val="SpecialCharTok"/>
+        </w:rPr>
+        <w:t xml:space="preserve">$</w:t>
+      </w:r>
+      <w:r>
+        <w:rPr>
+          <w:rStyle w:val="NormalTok"/>
+        </w:rPr>
+        <w:t xml:space="preserve">k, </w:t>
+      </w:r>
+      <w:r>
+        <w:rPr>
+          <w:rStyle w:val="AttributeTok"/>
+        </w:rPr>
+        <w:t xml:space="preserve">endrule =</w:t>
+      </w:r>
+      <w:r>
+        <w:rPr>
+          <w:rStyle w:val="NormalTok"/>
+        </w:rPr>
+        <w:t xml:space="preserve"> </w:t>
+      </w:r>
+      <w:r>
+        <w:rPr>
+          <w:rStyle w:val="StringTok"/>
+        </w:rPr>
+        <w:t xml:space="preserve">"keep"</w:t>
+      </w:r>
+      <w:r>
+        <w:rPr>
+          <w:rStyle w:val="NormalTok"/>
+        </w:rPr>
+        <w:t xml:space="preserve">)</w:t>
+      </w:r>
+      <w:r>
+        <w:br/>
+      </w:r>
+      <w:r>
+        <w:rPr>
+          <w:rStyle w:val="NormalTok"/>
+        </w:rPr>
+        <w:t xml:space="preserve">  result[</w:t>
+      </w:r>
+      <w:r>
+        <w:rPr>
+          <w:rStyle w:val="FunctionTok"/>
+        </w:rPr>
+        <w:t xml:space="preserve">is.na</w:t>
+      </w:r>
+      <w:r>
+        <w:rPr>
+          <w:rStyle w:val="NormalTok"/>
+        </w:rPr>
+        <w:t xml:space="preserve">(result)] </w:t>
+      </w:r>
+      <w:r>
+        <w:rPr>
+          <w:rStyle w:val="OtherTok"/>
+        </w:rPr>
+        <w:t xml:space="preserve">&lt;-</w:t>
+      </w:r>
+      <w:r>
+        <w:rPr>
+          <w:rStyle w:val="NormalTok"/>
+        </w:rPr>
+        <w:t xml:space="preserve"> </w:t>
+      </w:r>
+      <w:r>
+        <w:rPr>
+          <w:rStyle w:val="FunctionTok"/>
+        </w:rPr>
+        <w:t xml:space="preserve">as.numeric</w:t>
+      </w:r>
+      <w:r>
+        <w:rPr>
+          <w:rStyle w:val="NormalTok"/>
+        </w:rPr>
+        <w:t xml:space="preserve">(data)[</w:t>
+      </w:r>
+      <w:r>
+        <w:rPr>
+          <w:rStyle w:val="FunctionTok"/>
+        </w:rPr>
+        <w:t xml:space="preserve">is.na</w:t>
+      </w:r>
+      <w:r>
+        <w:rPr>
+          <w:rStyle w:val="NormalTok"/>
+        </w:rPr>
+        <w:t xml:space="preserve">(result)]</w:t>
+      </w:r>
+      <w:r>
+        <w:br/>
+      </w:r>
+      <w:r>
+        <w:rPr>
+          <w:rStyle w:val="NormalTok"/>
+        </w:rPr>
+        <w:t xml:space="preserve">  result</w:t>
+      </w:r>
+      <w:r>
+        <w:br/>
+      </w:r>
+      <w:r>
+        <w:rPr>
+          <w:rStyle w:val="NormalTok"/>
+        </w:rPr>
+        <w:t xml:space="preserve">}</w:t>
+      </w:r>
+    </w:p>
+    <w:p>
+      <w:pPr>
+        <w:pStyle w:val="FirstParagraph"/>
+      </w:pPr>
+      <w:r>
+        <w:t xml:space="preserve">We first visualize the raw series, then apply the custom filter to attenuate local spikes.</w:t>
       </w:r>
     </w:p>
     <w:bookmarkEnd w:id="24"/>
-    <w:bookmarkStart w:id="25" w:name="define-the-support-structures"/>
+    <w:bookmarkStart w:id="28" w:name="interpret-the-result-visually"/>
     <w:p>
       <w:pPr>
         <w:pStyle w:val="Heading3"/>
       </w:pPr>
       <w:r>
-        <w:t xml:space="preserve">Define the Support Structures</w:t>
+        <w:t xml:space="preserve">Interpret the Result Visually</w:t>
       </w:r>
     </w:p>
     <w:p>
@@ -250,581 +856,22 @@
         <w:pStyle w:val="FirstParagraph"/>
       </w:pPr>
       <w:r>
-        <w:t xml:space="preserve">Before applying the workflow itself, we define the helper functions or custom objects that make the example possible. This is one of the most important didactic moments in extension-oriented notebooks because it shows the contract that Harbinger expects and where the reader can adapt the behavior later.</w:t>
-      </w:r>
-    </w:p>
-    <w:p>
-      <w:pPr>
-        <w:pStyle w:val="SourceCode"/>
-      </w:pPr>
-      <w:r>
-        <w:rPr>
-          <w:rStyle w:val="NormalTok"/>
-        </w:rPr>
-        <w:t xml:space="preserve">har_fil_median_custom </w:t>
-      </w:r>
-      <w:r>
-        <w:rPr>
-          <w:rStyle w:val="OtherTok"/>
-        </w:rPr>
-        <w:t xml:space="preserve">&lt;-</w:t>
-      </w:r>
-      <w:r>
-        <w:rPr>
-          <w:rStyle w:val="NormalTok"/>
-        </w:rPr>
-        <w:t xml:space="preserve"> </w:t>
-      </w:r>
-      <w:r>
-        <w:rPr>
-          <w:rStyle w:val="ControlFlowTok"/>
-        </w:rPr>
-        <w:t xml:space="preserve">function</w:t>
-      </w:r>
-      <w:r>
-        <w:rPr>
-          <w:rStyle w:val="NormalTok"/>
-        </w:rPr>
-        <w:t xml:space="preserve">(</w:t>
-      </w:r>
-      <w:r>
-        <w:rPr>
-          <w:rStyle w:val="AttributeTok"/>
-        </w:rPr>
-        <w:t xml:space="preserve">k =</w:t>
-      </w:r>
-      <w:r>
-        <w:rPr>
-          <w:rStyle w:val="NormalTok"/>
-        </w:rPr>
-        <w:t xml:space="preserve"> </w:t>
-      </w:r>
-      <w:r>
-        <w:rPr>
-          <w:rStyle w:val="DecValTok"/>
-        </w:rPr>
-        <w:t xml:space="preserve">5</w:t>
-      </w:r>
-      <w:r>
-        <w:rPr>
-          <w:rStyle w:val="NormalTok"/>
-        </w:rPr>
-        <w:t xml:space="preserve">) {</w:t>
-      </w:r>
-      <w:r>
-        <w:br/>
-      </w:r>
-      <w:r>
-        <w:rPr>
-          <w:rStyle w:val="NormalTok"/>
-        </w:rPr>
-        <w:t xml:space="preserve">  </w:t>
-      </w:r>
-      <w:r>
-        <w:rPr>
-          <w:rStyle w:val="ControlFlowTok"/>
-        </w:rPr>
-        <w:t xml:space="preserve">if</w:t>
-      </w:r>
-      <w:r>
-        <w:rPr>
-          <w:rStyle w:val="NormalTok"/>
-        </w:rPr>
-        <w:t xml:space="preserve"> (k </w:t>
-      </w:r>
-      <w:r>
-        <w:rPr>
-          <w:rStyle w:val="SpecialCharTok"/>
-        </w:rPr>
-        <w:t xml:space="preserve">%%</w:t>
-      </w:r>
-      <w:r>
-        <w:rPr>
-          <w:rStyle w:val="NormalTok"/>
-        </w:rPr>
-        <w:t xml:space="preserve"> </w:t>
-      </w:r>
-      <w:r>
-        <w:rPr>
-          <w:rStyle w:val="DecValTok"/>
-        </w:rPr>
-        <w:t xml:space="preserve">2</w:t>
-      </w:r>
-      <w:r>
-        <w:rPr>
-          <w:rStyle w:val="NormalTok"/>
-        </w:rPr>
-        <w:t xml:space="preserve"> </w:t>
-      </w:r>
-      <w:r>
-        <w:rPr>
-          <w:rStyle w:val="SpecialCharTok"/>
-        </w:rPr>
-        <w:t xml:space="preserve">==</w:t>
-      </w:r>
-      <w:r>
-        <w:rPr>
-          <w:rStyle w:val="NormalTok"/>
-        </w:rPr>
-        <w:t xml:space="preserve"> </w:t>
-      </w:r>
-      <w:r>
-        <w:rPr>
-          <w:rStyle w:val="DecValTok"/>
-        </w:rPr>
-        <w:t xml:space="preserve">0</w:t>
-      </w:r>
-      <w:r>
-        <w:rPr>
-          <w:rStyle w:val="NormalTok"/>
-        </w:rPr>
-        <w:t xml:space="preserve">) {</w:t>
-      </w:r>
-      <w:r>
-        <w:br/>
-      </w:r>
-      <w:r>
-        <w:rPr>
-          <w:rStyle w:val="NormalTok"/>
-        </w:rPr>
-        <w:t xml:space="preserve">    k </w:t>
-      </w:r>
-      <w:r>
-        <w:rPr>
-          <w:rStyle w:val="OtherTok"/>
-        </w:rPr>
-        <w:t xml:space="preserve">&lt;-</w:t>
-      </w:r>
-      <w:r>
-        <w:rPr>
-          <w:rStyle w:val="NormalTok"/>
-        </w:rPr>
-        <w:t xml:space="preserve"> k </w:t>
-      </w:r>
-      <w:r>
-        <w:rPr>
-          <w:rStyle w:val="SpecialCharTok"/>
-        </w:rPr>
-        <w:t xml:space="preserve">+</w:t>
-      </w:r>
-      <w:r>
-        <w:rPr>
-          <w:rStyle w:val="NormalTok"/>
-        </w:rPr>
-        <w:t xml:space="preserve"> </w:t>
-      </w:r>
-      <w:r>
-        <w:rPr>
-          <w:rStyle w:val="DecValTok"/>
-        </w:rPr>
-        <w:t xml:space="preserve">1</w:t>
-      </w:r>
-      <w:r>
-        <w:br/>
-      </w:r>
-      <w:r>
-        <w:rPr>
-          <w:rStyle w:val="NormalTok"/>
-        </w:rPr>
-        <w:t xml:space="preserve">  }</w:t>
-      </w:r>
-      <w:r>
-        <w:br/>
-      </w:r>
-      <w:r>
-        <w:br/>
-      </w:r>
-      <w:r>
-        <w:rPr>
-          <w:rStyle w:val="NormalTok"/>
-        </w:rPr>
-        <w:t xml:space="preserve">  obj </w:t>
-      </w:r>
-      <w:r>
-        <w:rPr>
-          <w:rStyle w:val="OtherTok"/>
-        </w:rPr>
-        <w:t xml:space="preserve">&lt;-</w:t>
-      </w:r>
-      <w:r>
-        <w:rPr>
-          <w:rStyle w:val="NormalTok"/>
-        </w:rPr>
-        <w:t xml:space="preserve"> daltoolbox</w:t>
-      </w:r>
-      <w:r>
-        <w:rPr>
-          <w:rStyle w:val="SpecialCharTok"/>
-        </w:rPr>
-        <w:t xml:space="preserve">::</w:t>
-      </w:r>
-      <w:r>
-        <w:rPr>
-          <w:rStyle w:val="FunctionTok"/>
-        </w:rPr>
-        <w:t xml:space="preserve">dal_transform</w:t>
-      </w:r>
-      <w:r>
-        <w:rPr>
-          <w:rStyle w:val="NormalTok"/>
-        </w:rPr>
-        <w:t xml:space="preserve">()</w:t>
-      </w:r>
-      <w:r>
-        <w:br/>
-      </w:r>
-      <w:r>
-        <w:rPr>
-          <w:rStyle w:val="NormalTok"/>
-        </w:rPr>
-        <w:t xml:space="preserve">  obj</w:t>
-      </w:r>
-      <w:r>
-        <w:rPr>
-          <w:rStyle w:val="SpecialCharTok"/>
-        </w:rPr>
-        <w:t xml:space="preserve">$</w:t>
-      </w:r>
-      <w:r>
-        <w:rPr>
-          <w:rStyle w:val="NormalTok"/>
-        </w:rPr>
-        <w:t xml:space="preserve">k </w:t>
-      </w:r>
-      <w:r>
-        <w:rPr>
-          <w:rStyle w:val="OtherTok"/>
-        </w:rPr>
-        <w:t xml:space="preserve">&lt;-</w:t>
-      </w:r>
-      <w:r>
-        <w:rPr>
-          <w:rStyle w:val="NormalTok"/>
-        </w:rPr>
-        <w:t xml:space="preserve"> k</w:t>
-      </w:r>
-      <w:r>
-        <w:br/>
-      </w:r>
-      <w:r>
-        <w:rPr>
-          <w:rStyle w:val="NormalTok"/>
-        </w:rPr>
-        <w:t xml:space="preserve">  </w:t>
-      </w:r>
-      <w:r>
-        <w:rPr>
-          <w:rStyle w:val="FunctionTok"/>
-        </w:rPr>
-        <w:t xml:space="preserve">class</w:t>
-      </w:r>
-      <w:r>
-        <w:rPr>
-          <w:rStyle w:val="NormalTok"/>
-        </w:rPr>
-        <w:t xml:space="preserve">(obj) </w:t>
-      </w:r>
-      <w:r>
-        <w:rPr>
-          <w:rStyle w:val="OtherTok"/>
-        </w:rPr>
-        <w:t xml:space="preserve">&lt;-</w:t>
-      </w:r>
-      <w:r>
-        <w:rPr>
-          <w:rStyle w:val="NormalTok"/>
-        </w:rPr>
-        <w:t xml:space="preserve"> </w:t>
-      </w:r>
-      <w:r>
-        <w:rPr>
-          <w:rStyle w:val="FunctionTok"/>
-        </w:rPr>
-        <w:t xml:space="preserve">append</w:t>
-      </w:r>
-      <w:r>
-        <w:rPr>
-          <w:rStyle w:val="NormalTok"/>
-        </w:rPr>
-        <w:t xml:space="preserve">(</w:t>
-      </w:r>
-      <w:r>
-        <w:rPr>
-          <w:rStyle w:val="StringTok"/>
-        </w:rPr>
-        <w:t xml:space="preserve">"har_fil_median_custom"</w:t>
-      </w:r>
-      <w:r>
-        <w:rPr>
-          <w:rStyle w:val="NormalTok"/>
-        </w:rPr>
-        <w:t xml:space="preserve">, </w:t>
-      </w:r>
-      <w:r>
-        <w:rPr>
-          <w:rStyle w:val="FunctionTok"/>
-        </w:rPr>
-        <w:t xml:space="preserve">class</w:t>
-      </w:r>
-      <w:r>
-        <w:rPr>
-          <w:rStyle w:val="NormalTok"/>
-        </w:rPr>
-        <w:t xml:space="preserve">(obj))</w:t>
-      </w:r>
-      <w:r>
-        <w:br/>
-      </w:r>
-      <w:r>
-        <w:rPr>
-          <w:rStyle w:val="NormalTok"/>
-        </w:rPr>
-        <w:t xml:space="preserve">  obj</w:t>
-      </w:r>
-      <w:r>
-        <w:br/>
-      </w:r>
-      <w:r>
-        <w:rPr>
-          <w:rStyle w:val="NormalTok"/>
-        </w:rPr>
-        <w:t xml:space="preserve">}</w:t>
-      </w:r>
-      <w:r>
-        <w:br/>
-      </w:r>
-      <w:r>
-        <w:br/>
-      </w:r>
-      <w:r>
-        <w:rPr>
-          <w:rStyle w:val="NormalTok"/>
-        </w:rPr>
-        <w:t xml:space="preserve">transform.har_fil_median_custom </w:t>
-      </w:r>
-      <w:r>
-        <w:rPr>
-          <w:rStyle w:val="OtherTok"/>
-        </w:rPr>
-        <w:t xml:space="preserve">&lt;-</w:t>
-      </w:r>
-      <w:r>
-        <w:rPr>
-          <w:rStyle w:val="NormalTok"/>
-        </w:rPr>
-        <w:t xml:space="preserve"> </w:t>
-      </w:r>
-      <w:r>
-        <w:rPr>
-          <w:rStyle w:val="ControlFlowTok"/>
-        </w:rPr>
-        <w:t xml:space="preserve">function</w:t>
-      </w:r>
-      <w:r>
-        <w:rPr>
-          <w:rStyle w:val="NormalTok"/>
-        </w:rPr>
-        <w:t xml:space="preserve">(obj, data, ...) {</w:t>
-      </w:r>
-      <w:r>
-        <w:br/>
-      </w:r>
-      <w:r>
-        <w:rPr>
-          <w:rStyle w:val="NormalTok"/>
-        </w:rPr>
-        <w:t xml:space="preserve">  result </w:t>
-      </w:r>
-      <w:r>
-        <w:rPr>
-          <w:rStyle w:val="OtherTok"/>
-        </w:rPr>
-        <w:t xml:space="preserve">&lt;-</w:t>
-      </w:r>
-      <w:r>
-        <w:rPr>
-          <w:rStyle w:val="NormalTok"/>
-        </w:rPr>
-        <w:t xml:space="preserve"> stats</w:t>
-      </w:r>
-      <w:r>
-        <w:rPr>
-          <w:rStyle w:val="SpecialCharTok"/>
-        </w:rPr>
-        <w:t xml:space="preserve">::</w:t>
-      </w:r>
-      <w:r>
-        <w:rPr>
-          <w:rStyle w:val="FunctionTok"/>
-        </w:rPr>
-        <w:t xml:space="preserve">runmed</w:t>
-      </w:r>
-      <w:r>
-        <w:rPr>
-          <w:rStyle w:val="NormalTok"/>
-        </w:rPr>
-        <w:t xml:space="preserve">(</w:t>
-      </w:r>
-      <w:r>
-        <w:rPr>
-          <w:rStyle w:val="FunctionTok"/>
-        </w:rPr>
-        <w:t xml:space="preserve">as.numeric</w:t>
-      </w:r>
-      <w:r>
-        <w:rPr>
-          <w:rStyle w:val="NormalTok"/>
-        </w:rPr>
-        <w:t xml:space="preserve">(data), </w:t>
-      </w:r>
-      <w:r>
-        <w:rPr>
-          <w:rStyle w:val="AttributeTok"/>
-        </w:rPr>
-        <w:t xml:space="preserve">k =</w:t>
-      </w:r>
-      <w:r>
-        <w:rPr>
-          <w:rStyle w:val="NormalTok"/>
-        </w:rPr>
-        <w:t xml:space="preserve"> obj</w:t>
-      </w:r>
-      <w:r>
-        <w:rPr>
-          <w:rStyle w:val="SpecialCharTok"/>
-        </w:rPr>
-        <w:t xml:space="preserve">$</w:t>
-      </w:r>
-      <w:r>
-        <w:rPr>
-          <w:rStyle w:val="NormalTok"/>
-        </w:rPr>
-        <w:t xml:space="preserve">k, </w:t>
-      </w:r>
-      <w:r>
-        <w:rPr>
-          <w:rStyle w:val="AttributeTok"/>
-        </w:rPr>
-        <w:t xml:space="preserve">endrule =</w:t>
-      </w:r>
-      <w:r>
-        <w:rPr>
-          <w:rStyle w:val="NormalTok"/>
-        </w:rPr>
-        <w:t xml:space="preserve"> </w:t>
-      </w:r>
-      <w:r>
-        <w:rPr>
-          <w:rStyle w:val="StringTok"/>
-        </w:rPr>
-        <w:t xml:space="preserve">"keep"</w:t>
-      </w:r>
-      <w:r>
-        <w:rPr>
-          <w:rStyle w:val="NormalTok"/>
-        </w:rPr>
-        <w:t xml:space="preserve">)</w:t>
-      </w:r>
-      <w:r>
-        <w:br/>
-      </w:r>
-      <w:r>
-        <w:rPr>
-          <w:rStyle w:val="NormalTok"/>
-        </w:rPr>
-        <w:t xml:space="preserve">  result[</w:t>
-      </w:r>
-      <w:r>
-        <w:rPr>
-          <w:rStyle w:val="FunctionTok"/>
-        </w:rPr>
-        <w:t xml:space="preserve">is.na</w:t>
-      </w:r>
-      <w:r>
-        <w:rPr>
-          <w:rStyle w:val="NormalTok"/>
-        </w:rPr>
-        <w:t xml:space="preserve">(result)] </w:t>
-      </w:r>
-      <w:r>
-        <w:rPr>
-          <w:rStyle w:val="OtherTok"/>
-        </w:rPr>
-        <w:t xml:space="preserve">&lt;-</w:t>
-      </w:r>
-      <w:r>
-        <w:rPr>
-          <w:rStyle w:val="NormalTok"/>
-        </w:rPr>
-        <w:t xml:space="preserve"> </w:t>
-      </w:r>
-      <w:r>
-        <w:rPr>
-          <w:rStyle w:val="FunctionTok"/>
-        </w:rPr>
-        <w:t xml:space="preserve">as.numeric</w:t>
-      </w:r>
-      <w:r>
-        <w:rPr>
-          <w:rStyle w:val="NormalTok"/>
-        </w:rPr>
-        <w:t xml:space="preserve">(data)[</w:t>
-      </w:r>
-      <w:r>
-        <w:rPr>
-          <w:rStyle w:val="FunctionTok"/>
-        </w:rPr>
-        <w:t xml:space="preserve">is.na</w:t>
-      </w:r>
-      <w:r>
-        <w:rPr>
-          <w:rStyle w:val="NormalTok"/>
-        </w:rPr>
-        <w:t xml:space="preserve">(result)]</w:t>
-      </w:r>
-      <w:r>
-        <w:br/>
-      </w:r>
-      <w:r>
-        <w:rPr>
-          <w:rStyle w:val="NormalTok"/>
-        </w:rPr>
-        <w:t xml:space="preserve">  result</w:t>
-      </w:r>
-      <w:r>
-        <w:br/>
-      </w:r>
-      <w:r>
-        <w:rPr>
-          <w:rStyle w:val="NormalTok"/>
-        </w:rPr>
-        <w:t xml:space="preserve">}</w:t>
-      </w:r>
-    </w:p>
-    <w:p>
-      <w:pPr>
-        <w:pStyle w:val="FirstParagraph"/>
-      </w:pPr>
-      <w:r>
-        <w:t xml:space="preserve">We first visualize the raw series, then apply the custom filter to attenuate local spikes.</w:t>
-      </w:r>
-    </w:p>
-    <w:bookmarkEnd w:id="25"/>
-    <w:bookmarkStart w:id="29" w:name="interpret-the-result-visually"/>
-    <w:p>
-      <w:pPr>
-        <w:pStyle w:val="Heading3"/>
-      </w:pPr>
-      <w:r>
-        <w:t xml:space="preserve">Interpret the Result Visually</w:t>
-      </w:r>
-    </w:p>
-    <w:p>
-      <w:pPr>
-        <w:pStyle w:val="FirstParagraph"/>
-      </w:pPr>
-      <w:r>
-        <w:t xml:space="preserve">The final plots are not just illustrations. They help the reader connect the method’s internal output with the original series, making it easier to see why a point, range, motif, or symbolic pattern was emphasized and whether that emphasis is coherent with the stated objective of the example.</w:t>
+        <w:t xml:space="preserve">This first visual pass establishes what the method should react to in the raw series. Keep the method summary in mind here, because the transformation applies</w:t>
+      </w:r>
+      <w:r>
+        <w:t xml:space="preserve"> </w:t>
+      </w:r>
+      <w:r>
+        <w:rPr>
+          <w:rStyle w:val="VerbatimChar"/>
+        </w:rPr>
+        <w:t xml:space="preserve">stats::runmed()</w:t>
+      </w:r>
+      <w:r>
+        <w:t xml:space="preserve"> </w:t>
+      </w:r>
+      <w:r>
+        <w:t xml:space="preserve">to the numeric series and then feeds the filtered output into a regular Harbinger detector and the plot tells you whether that structure is clean, weak, local, repeated, or mixed with other effects.</w:t>
       </w:r>
     </w:p>
     <w:p>
@@ -952,18 +999,18 @@
           <wp:inline>
             <wp:extent cx="4620126" cy="3696101"/>
             <wp:effectExtent b="0" l="0" r="0" t="0"/>
-            <wp:docPr descr="" title="" id="27" name="Picture"/>
+            <wp:docPr descr="" title="" id="26" name="Picture"/>
             <a:graphic>
               <a:graphicData uri="http://schemas.openxmlformats.org/drawingml/2006/picture">
                 <pic:pic>
                   <pic:nvPicPr>
-                    <pic:cNvPr descr="/home/gpca/harbinger/examples/custom/doc/01-transformation-custom_transformation_files/figure-docx/unnamed-chunk-3-1.png" id="28" name="Picture"/>
+                    <pic:cNvPr descr="/home/gpca/harbinger/examples/custom/doc/01-transformation-custom_transformation_files/figure-docx/unnamed-chunk-3-1.png" id="27" name="Picture"/>
                     <pic:cNvPicPr>
                       <a:picLocks noChangeArrowheads="1" noChangeAspect="1"/>
                     </pic:cNvPicPr>
                   </pic:nvPicPr>
                   <pic:blipFill>
-                    <a:blip r:embed="rId26"/>
+                    <a:blip r:embed="rId25"/>
                     <a:stretch>
                       <a:fillRect/>
                     </a:stretch>
@@ -990,8 +1037,8 @@
         </w:drawing>
       </w:r>
     </w:p>
-    <w:bookmarkEnd w:id="29"/>
-    <w:bookmarkStart w:id="33" w:name="run-the-core-analysis"/>
+    <w:bookmarkEnd w:id="28"/>
+    <w:bookmarkStart w:id="32" w:name="run-the-core-analysis"/>
     <w:p>
       <w:pPr>
         <w:pStyle w:val="Heading3"/>
@@ -1005,7 +1052,19 @@
         <w:pStyle w:val="FirstParagraph"/>
       </w:pPr>
       <w:r>
-        <w:t xml:space="preserve">With the environment and the method ready, we execute the central analytical step and inspect its immediate output. This is the point where the abstract idea described earlier becomes operational, so the reader should pay attention to what is produced and how Harbinger standardizes the result.</w:t>
+        <w:t xml:space="preserve">This is the moment where the notebook tests its central assumption on actual data. After applying</w:t>
+      </w:r>
+      <w:r>
+        <w:t xml:space="preserve"> </w:t>
+      </w:r>
+      <w:r>
+        <w:rPr>
+          <w:rStyle w:val="VerbatimChar"/>
+        </w:rPr>
+        <w:t xml:space="preserve">01-transformation-custom_transformation</w:t>
+      </w:r>
+      <w:r>
+        <w:t xml:space="preserve">, the important question is whether the resulting transformed outputs really correspond to the pattern implied by the method description above, rather than to arbitrary numerical variation.</w:t>
       </w:r>
     </w:p>
     <w:p>
@@ -1175,18 +1234,18 @@
           <wp:inline>
             <wp:extent cx="4620126" cy="3696101"/>
             <wp:effectExtent b="0" l="0" r="0" t="0"/>
-            <wp:docPr descr="" title="" id="31" name="Picture"/>
+            <wp:docPr descr="" title="" id="30" name="Picture"/>
             <a:graphic>
               <a:graphicData uri="http://schemas.openxmlformats.org/drawingml/2006/picture">
                 <pic:pic>
                   <pic:nvPicPr>
-                    <pic:cNvPr descr="/home/gpca/harbinger/examples/custom/doc/01-transformation-custom_transformation_files/figure-docx/unnamed-chunk-4-1.png" id="32" name="Picture"/>
+                    <pic:cNvPr descr="/home/gpca/harbinger/examples/custom/doc/01-transformation-custom_transformation_files/figure-docx/unnamed-chunk-4-1.png" id="31" name="Picture"/>
                     <pic:cNvPicPr>
                       <a:picLocks noChangeArrowheads="1" noChangeAspect="1"/>
                     </pic:cNvPicPr>
                   </pic:nvPicPr>
                   <pic:blipFill>
-                    <a:blip r:embed="rId30"/>
+                    <a:blip r:embed="rId29"/>
                     <a:stretch>
                       <a:fillRect/>
                     </a:stretch>
@@ -1236,8 +1295,8 @@
         <w:t xml:space="preserve">because it remains stable after smoothing and makes the downstream comparison easier to interpret.</w:t>
       </w:r>
     </w:p>
-    <w:bookmarkEnd w:id="33"/>
-    <w:bookmarkStart w:id="37" w:name="configure-the-method"/>
+    <w:bookmarkEnd w:id="32"/>
+    <w:bookmarkStart w:id="36" w:name="configure-the-method"/>
     <w:p>
       <w:pPr>
         <w:pStyle w:val="Heading3"/>
@@ -1251,7 +1310,22 @@
         <w:pStyle w:val="FirstParagraph"/>
       </w:pPr>
       <w:r>
-        <w:t xml:space="preserve">The next step is to instantiate the method and, when necessary, fit it to the selected series. This is where the notebook makes its analytical choice explicit: the parameters chosen here determine what kind of pattern the detector or transformer will become sensitive to and how the later outputs should be interpreted.</w:t>
+        <w:t xml:space="preserve">The choices below turn the central modeling idea into concrete parameters. They matter because the transformation applies</w:t>
+      </w:r>
+      <w:r>
+        <w:t xml:space="preserve"> </w:t>
+      </w:r>
+      <w:r>
+        <w:rPr>
+          <w:rStyle w:val="VerbatimChar"/>
+        </w:rPr>
+        <w:t xml:space="preserve">stats::runmed()</w:t>
+      </w:r>
+      <w:r>
+        <w:t xml:space="preserve"> </w:t>
+      </w:r>
+      <w:r>
+        <w:t xml:space="preserve">to the numeric series and then feeds the filtered output into a regular Harbinger detector, so each argument controls how strongly the method will emphasize that pattern when it later produces transformed outputs.</w:t>
       </w:r>
     </w:p>
     <w:p>
@@ -1430,18 +1504,18 @@
           <wp:inline>
             <wp:extent cx="4620126" cy="3696101"/>
             <wp:effectExtent b="0" l="0" r="0" t="0"/>
-            <wp:docPr descr="" title="" id="35" name="Picture"/>
+            <wp:docPr descr="" title="" id="34" name="Picture"/>
             <a:graphic>
               <a:graphicData uri="http://schemas.openxmlformats.org/drawingml/2006/picture">
                 <pic:pic>
                   <pic:nvPicPr>
-                    <pic:cNvPr descr="/home/gpca/harbinger/examples/custom/doc/01-transformation-custom_transformation_files/figure-docx/unnamed-chunk-5-1.png" id="36" name="Picture"/>
+                    <pic:cNvPr descr="/home/gpca/harbinger/examples/custom/doc/01-transformation-custom_transformation_files/figure-docx/unnamed-chunk-5-1.png" id="35" name="Picture"/>
                     <pic:cNvPicPr>
                       <a:picLocks noChangeArrowheads="1" noChangeAspect="1"/>
                     </pic:cNvPicPr>
                   </pic:nvPicPr>
                   <pic:blipFill>
-                    <a:blip r:embed="rId34"/>
+                    <a:blip r:embed="rId33"/>
                     <a:stretch>
                       <a:fillRect/>
                     </a:stretch>
@@ -1476,9 +1550,9 @@
         <w:t xml:space="preserve">This example shows the usual role of a custom transformation in Harbinger: change the signal representation first, and then feed the transformed series into the downstream detection workflow.</w:t>
       </w:r>
     </w:p>
+    <w:bookmarkEnd w:id="36"/>
     <w:bookmarkEnd w:id="37"/>
-    <w:bookmarkEnd w:id="38"/>
-    <w:bookmarkStart w:id="39" w:name="references"/>
+    <w:bookmarkStart w:id="38" w:name="references"/>
     <w:p>
       <w:pPr>
         <w:pStyle w:val="Heading2"/>
@@ -1499,7 +1573,7 @@
         <w:t xml:space="preserve">Tukey, J. W. (1977). Exploratory Data Analysis. Addison-Wesley.</w:t>
       </w:r>
     </w:p>
-    <w:bookmarkEnd w:id="39"/>
+    <w:bookmarkEnd w:id="38"/>
     <w:sectPr>
       <w:footnotePr>
         <w:numRestart w:val="eachSect"/>

--- a/examples/custom/doc/01-transformation-custom_transformation.docx
+++ b/examples/custom/doc/01-transformation-custom_transformation.docx
@@ -2,7 +2,7 @@
 <file path=word/document.xml><?xml version="1.0" encoding="utf-8"?>
 <w:document xmlns:w="http://schemas.openxmlformats.org/wordprocessingml/2006/main" xmlns:m="http://schemas.openxmlformats.org/officeDocument/2006/math" xmlns:r="http://schemas.openxmlformats.org/officeDocument/2006/relationships" xmlns:o="urn:schemas-microsoft-com:office:office" xmlns:v="urn:schemas-microsoft-com:vml" xmlns:w10="urn:schemas-microsoft-com:office:word" xmlns:a="http://schemas.openxmlformats.org/drawingml/2006/main" xmlns:pic="http://schemas.openxmlformats.org/drawingml/2006/picture" xmlns:wp="http://schemas.openxmlformats.org/drawingml/2006/wordprocessingDrawing">
   <w:body>
-    <w:bookmarkStart w:id="20" w:name="custom-transformation"/>
+    <w:bookmarkStart w:id="9" w:name="custom-transformation"/>
     <w:p>
       <w:pPr>
         <w:pStyle w:val="Heading2"/>
@@ -11,8 +11,8 @@
         <w:t xml:space="preserve">Custom Transformation</w:t>
       </w:r>
     </w:p>
-    <w:bookmarkEnd w:id="20"/>
-    <w:bookmarkStart w:id="21" w:name="objective"/>
+    <w:bookmarkEnd w:id="9"/>
+    <w:bookmarkStart w:id="10" w:name="objective"/>
     <w:p>
       <w:pPr>
         <w:pStyle w:val="Heading2"/>
@@ -37,8 +37,8 @@
         <w:t xml:space="preserve">The point of the example is to motivate why one may want to change the series before choosing a detector at all. In many event-detection tasks, the raw signal contains small impulsive spikes or local noise that make downstream interpretation harder.</w:t>
       </w:r>
     </w:p>
-    <w:bookmarkEnd w:id="21"/>
-    <w:bookmarkStart w:id="22" w:name="why-this-method-matters"/>
+    <w:bookmarkEnd w:id="10"/>
+    <w:bookmarkStart w:id="11" w:name="why-this-method-matters"/>
     <w:p>
       <w:pPr>
         <w:pStyle w:val="Heading2"/>
@@ -99,8 +99,8 @@
         <w:t xml:space="preserve">it gives a concrete example of a transformation that is easy to understand visually.</w:t>
       </w:r>
     </w:p>
-    <w:bookmarkEnd w:id="22"/>
-    <w:bookmarkStart w:id="37" w:name="method-at-a-glance"/>
+    <w:bookmarkEnd w:id="11"/>
+    <w:bookmarkStart w:id="26" w:name="method-at-a-glance"/>
     <w:p>
       <w:pPr>
         <w:pStyle w:val="Heading2"/>
@@ -155,7 +155,7 @@
         <w:t xml:space="preserve">method when no fitted state is required.</w:t>
       </w:r>
     </w:p>
-    <w:bookmarkStart w:id="23" w:name="prepare-the-example"/>
+    <w:bookmarkStart w:id="12" w:name="prepare-the-example"/>
     <w:p>
       <w:pPr>
         <w:pStyle w:val="Heading3"/>
@@ -252,8 +252,8 @@
         <w:t xml:space="preserve">(harbinger)</w:t>
       </w:r>
     </w:p>
-    <w:bookmarkEnd w:id="23"/>
-    <w:bookmarkStart w:id="24" w:name="define-the-support-structures"/>
+    <w:bookmarkEnd w:id="12"/>
+    <w:bookmarkStart w:id="13" w:name="define-the-support-structures"/>
     <w:p>
       <w:pPr>
         <w:pStyle w:val="Heading3"/>
@@ -841,8 +841,8 @@
         <w:t xml:space="preserve">We first visualize the raw series, then apply the custom filter to attenuate local spikes.</w:t>
       </w:r>
     </w:p>
-    <w:bookmarkEnd w:id="24"/>
-    <w:bookmarkStart w:id="28" w:name="interpret-the-result-visually"/>
+    <w:bookmarkEnd w:id="13"/>
+    <w:bookmarkStart w:id="17" w:name="interpret-the-result-visually"/>
     <w:p>
       <w:pPr>
         <w:pStyle w:val="Heading3"/>
@@ -999,18 +999,18 @@
           <wp:inline>
             <wp:extent cx="4620126" cy="3696101"/>
             <wp:effectExtent b="0" l="0" r="0" t="0"/>
-            <wp:docPr descr="" title="" id="26" name="Picture"/>
+            <wp:docPr descr="" title="" id="15" name="Picture"/>
             <a:graphic>
               <a:graphicData uri="http://schemas.openxmlformats.org/drawingml/2006/picture">
                 <pic:pic>
                   <pic:nvPicPr>
-                    <pic:cNvPr descr="/home/gpca/harbinger/examples/custom/doc/01-transformation-custom_transformation_files/figure-docx/unnamed-chunk-3-1.png" id="27" name="Picture"/>
+                    <pic:cNvPr descr="C:\Git\dal\harbinger\examples\custom\doc\01-transformation-custom_transformation_files/0b7f82078ee9e44333559b67fecc1a26c1bb26d7.png" id="16" name="Picture"/>
                     <pic:cNvPicPr>
                       <a:picLocks noChangeArrowheads="1" noChangeAspect="1"/>
                     </pic:cNvPicPr>
                   </pic:nvPicPr>
                   <pic:blipFill>
-                    <a:blip r:embed="rId25"/>
+                    <a:blip r:embed="rId14"/>
                     <a:stretch>
                       <a:fillRect/>
                     </a:stretch>
@@ -1037,8 +1037,8 @@
         </w:drawing>
       </w:r>
     </w:p>
-    <w:bookmarkEnd w:id="28"/>
-    <w:bookmarkStart w:id="32" w:name="run-the-core-analysis"/>
+    <w:bookmarkEnd w:id="17"/>
+    <w:bookmarkStart w:id="21" w:name="run-the-core-analysis"/>
     <w:p>
       <w:pPr>
         <w:pStyle w:val="Heading3"/>
@@ -1234,18 +1234,18 @@
           <wp:inline>
             <wp:extent cx="4620126" cy="3696101"/>
             <wp:effectExtent b="0" l="0" r="0" t="0"/>
-            <wp:docPr descr="" title="" id="30" name="Picture"/>
+            <wp:docPr descr="" title="" id="19" name="Picture"/>
             <a:graphic>
               <a:graphicData uri="http://schemas.openxmlformats.org/drawingml/2006/picture">
                 <pic:pic>
                   <pic:nvPicPr>
-                    <pic:cNvPr descr="/home/gpca/harbinger/examples/custom/doc/01-transformation-custom_transformation_files/figure-docx/unnamed-chunk-4-1.png" id="31" name="Picture"/>
+                    <pic:cNvPr descr="C:\Git\dal\harbinger\examples\custom\doc\01-transformation-custom_transformation_files/f221fff690ca2900f1cde7da12172cee2636da98.png" id="20" name="Picture"/>
                     <pic:cNvPicPr>
                       <a:picLocks noChangeArrowheads="1" noChangeAspect="1"/>
                     </pic:cNvPicPr>
                   </pic:nvPicPr>
                   <pic:blipFill>
-                    <a:blip r:embed="rId29"/>
+                    <a:blip r:embed="rId18"/>
                     <a:stretch>
                       <a:fillRect/>
                     </a:stretch>
@@ -1295,8 +1295,8 @@
         <w:t xml:space="preserve">because it remains stable after smoothing and makes the downstream comparison easier to interpret.</w:t>
       </w:r>
     </w:p>
-    <w:bookmarkEnd w:id="32"/>
-    <w:bookmarkStart w:id="36" w:name="configure-the-method"/>
+    <w:bookmarkEnd w:id="21"/>
+    <w:bookmarkStart w:id="25" w:name="configure-the-method"/>
     <w:p>
       <w:pPr>
         <w:pStyle w:val="Heading3"/>
@@ -1504,18 +1504,18 @@
           <wp:inline>
             <wp:extent cx="4620126" cy="3696101"/>
             <wp:effectExtent b="0" l="0" r="0" t="0"/>
-            <wp:docPr descr="" title="" id="34" name="Picture"/>
+            <wp:docPr descr="" title="" id="23" name="Picture"/>
             <a:graphic>
               <a:graphicData uri="http://schemas.openxmlformats.org/drawingml/2006/picture">
                 <pic:pic>
                   <pic:nvPicPr>
-                    <pic:cNvPr descr="/home/gpca/harbinger/examples/custom/doc/01-transformation-custom_transformation_files/figure-docx/unnamed-chunk-5-1.png" id="35" name="Picture"/>
+                    <pic:cNvPr descr="C:\Git\dal\harbinger\examples\custom\doc\01-transformation-custom_transformation_files/a454d71d7c43214734483e958a77e55a90fd937f.png" id="24" name="Picture"/>
                     <pic:cNvPicPr>
                       <a:picLocks noChangeArrowheads="1" noChangeAspect="1"/>
                     </pic:cNvPicPr>
                   </pic:nvPicPr>
                   <pic:blipFill>
-                    <a:blip r:embed="rId33"/>
+                    <a:blip r:embed="rId22"/>
                     <a:stretch>
                       <a:fillRect/>
                     </a:stretch>
@@ -1550,9 +1550,9 @@
         <w:t xml:space="preserve">This example shows the usual role of a custom transformation in Harbinger: change the signal representation first, and then feed the transformed series into the downstream detection workflow.</w:t>
       </w:r>
     </w:p>
-    <w:bookmarkEnd w:id="36"/>
-    <w:bookmarkEnd w:id="37"/>
-    <w:bookmarkStart w:id="38" w:name="references"/>
+    <w:bookmarkEnd w:id="25"/>
+    <w:bookmarkEnd w:id="26"/>
+    <w:bookmarkStart w:id="27" w:name="references"/>
     <w:p>
       <w:pPr>
         <w:pStyle w:val="Heading2"/>
@@ -1573,7 +1573,7 @@
         <w:t xml:space="preserve">Tukey, J. W. (1977). Exploratory Data Analysis. Addison-Wesley.</w:t>
       </w:r>
     </w:p>
-    <w:bookmarkEnd w:id="38"/>
+    <w:bookmarkEnd w:id="27"/>
     <w:sectPr>
       <w:footnotePr>
         <w:numRestart w:val="eachSect"/>
@@ -1804,10 +1804,10 @@
   <w:docDefaults>
     <w:rPrDefault>
       <w:rPr>
-        <w:rFonts w:asciiTheme="minorHAnsi" w:cstheme="minorBidi" w:eastAsiaTheme="minorHAnsi" w:hAnsiTheme="minorHAnsi"/>
+        <w:rFonts w:asciiTheme="minorHAnsi" w:cstheme="minorBidi" w:eastAsiaTheme="minorEastAsia" w:hAnsiTheme="minorHAnsi"/>
         <w:sz w:val="24"/>
         <w:szCs w:val="24"/>
-        <w:lang w:bidi="ar-SA" w:eastAsia="en-US" w:val="en-US"/>
+        <w:lang w:bidi="ar-SA" w:eastAsia="zh-CN" w:val="en-US"/>
       </w:rPr>
     </w:rPrDefault>
     <w:pPrDefault>
@@ -2348,13 +2348,6 @@
       </w:tblCellMar>
     </w:tblPr>
     <w:tblStylePr w:type="firstRow">
-      <w:tblPr>
-        <w:jc w:val="left"/>
-        <w:tblInd w:type="dxa" w:w="0"/>
-      </w:tblPr>
-      <w:trPr>
-        <w:jc w:val="left"/>
-      </w:trPr>
       <w:tcPr>
         <w:tcBorders>
           <w:bottom w:val="single"/>

--- a/examples/custom/doc/01-transformation-custom_transformation.docx
+++ b/examples/custom/doc/01-transformation-custom_transformation.docx
@@ -1004,7 +1004,7 @@
               <a:graphicData uri="http://schemas.openxmlformats.org/drawingml/2006/picture">
                 <pic:pic>
                   <pic:nvPicPr>
-                    <pic:cNvPr descr="C:\Git\dal\harbinger\examples\custom\doc\01-transformation-custom_transformation_files/0b7f82078ee9e44333559b67fecc1a26c1bb26d7.png" id="16" name="Picture"/>
+                    <pic:cNvPr descr="/home/gpca/harbinger/examples/custom/doc/01-transformation-custom_transformation_files/340145a6a24854a6c9b3bc33d675594d5fc00a7e.png" id="16" name="Picture"/>
                     <pic:cNvPicPr>
                       <a:picLocks noChangeArrowheads="1" noChangeAspect="1"/>
                     </pic:cNvPicPr>
@@ -1239,7 +1239,7 @@
               <a:graphicData uri="http://schemas.openxmlformats.org/drawingml/2006/picture">
                 <pic:pic>
                   <pic:nvPicPr>
-                    <pic:cNvPr descr="C:\Git\dal\harbinger\examples\custom\doc\01-transformation-custom_transformation_files/f221fff690ca2900f1cde7da12172cee2636da98.png" id="20" name="Picture"/>
+                    <pic:cNvPr descr="/home/gpca/harbinger/examples/custom/doc/01-transformation-custom_transformation_files/9e9369a7f8bed2d7016218fea44b30f5f947d31d.png" id="20" name="Picture"/>
                     <pic:cNvPicPr>
                       <a:picLocks noChangeArrowheads="1" noChangeAspect="1"/>
                     </pic:cNvPicPr>
@@ -1509,7 +1509,7 @@
               <a:graphicData uri="http://schemas.openxmlformats.org/drawingml/2006/picture">
                 <pic:pic>
                   <pic:nvPicPr>
-                    <pic:cNvPr descr="C:\Git\dal\harbinger\examples\custom\doc\01-transformation-custom_transformation_files/a454d71d7c43214734483e958a77e55a90fd937f.png" id="24" name="Picture"/>
+                    <pic:cNvPr descr="/home/gpca/harbinger/examples/custom/doc/01-transformation-custom_transformation_files/7a360bcc7e07e8e63f8da2f5a506f7b66123b2d6.png" id="24" name="Picture"/>
                     <pic:cNvPicPr>
                       <a:picLocks noChangeArrowheads="1" noChangeAspect="1"/>
                     </pic:cNvPicPr>

--- a/examples/custom/doc/01-transformation-custom_transformation.docx
+++ b/examples/custom/doc/01-transformation-custom_transformation.docx
@@ -1004,7 +1004,7 @@
               <a:graphicData uri="http://schemas.openxmlformats.org/drawingml/2006/picture">
                 <pic:pic>
                   <pic:nvPicPr>
-                    <pic:cNvPr descr="/home/gpca/harbinger/examples/custom/doc/01-transformation-custom_transformation_files/340145a6a24854a6c9b3bc33d675594d5fc00a7e.png" id="16" name="Picture"/>
+                    <pic:cNvPr descr="C:\Git\dal\harbinger\examples\custom\doc\01-transformation-custom_transformation_files/0b7f82078ee9e44333559b67fecc1a26c1bb26d7.png" id="16" name="Picture"/>
                     <pic:cNvPicPr>
                       <a:picLocks noChangeArrowheads="1" noChangeAspect="1"/>
                     </pic:cNvPicPr>
@@ -1239,7 +1239,7 @@
               <a:graphicData uri="http://schemas.openxmlformats.org/drawingml/2006/picture">
                 <pic:pic>
                   <pic:nvPicPr>
-                    <pic:cNvPr descr="/home/gpca/harbinger/examples/custom/doc/01-transformation-custom_transformation_files/9e9369a7f8bed2d7016218fea44b30f5f947d31d.png" id="20" name="Picture"/>
+                    <pic:cNvPr descr="C:\Git\dal\harbinger\examples\custom\doc\01-transformation-custom_transformation_files/f221fff690ca2900f1cde7da12172cee2636da98.png" id="20" name="Picture"/>
                     <pic:cNvPicPr>
                       <a:picLocks noChangeArrowheads="1" noChangeAspect="1"/>
                     </pic:cNvPicPr>
@@ -1509,7 +1509,7 @@
               <a:graphicData uri="http://schemas.openxmlformats.org/drawingml/2006/picture">
                 <pic:pic>
                   <pic:nvPicPr>
-                    <pic:cNvPr descr="/home/gpca/harbinger/examples/custom/doc/01-transformation-custom_transformation_files/7a360bcc7e07e8e63f8da2f5a506f7b66123b2d6.png" id="24" name="Picture"/>
+                    <pic:cNvPr descr="C:\Git\dal\harbinger\examples\custom\doc\01-transformation-custom_transformation_files/a454d71d7c43214734483e958a77e55a90fd937f.png" id="24" name="Picture"/>
                     <pic:cNvPicPr>
                       <a:picLocks noChangeArrowheads="1" noChangeAspect="1"/>
                     </pic:cNvPicPr>

--- a/examples/custom/doc/01-transformation-custom_transformation.docx
+++ b/examples/custom/doc/01-transformation-custom_transformation.docx
@@ -203,6 +203,45 @@
       <w:pPr>
         <w:pStyle w:val="SourceCode"/>
       </w:pPr>
+      <w:r>
+        <w:rPr>
+          <w:rStyle w:val="FunctionTok"/>
+        </w:rPr>
+        <w:t xml:space="preserve">source</w:t>
+      </w:r>
+      <w:r>
+        <w:rPr>
+          <w:rStyle w:val="NormalTok"/>
+        </w:rPr>
+        <w:t xml:space="preserve">(</w:t>
+      </w:r>
+      <w:r>
+        <w:rPr>
+          <w:rStyle w:val="FunctionTok"/>
+        </w:rPr>
+        <w:t xml:space="preserve">url</w:t>
+      </w:r>
+      <w:r>
+        <w:rPr>
+          <w:rStyle w:val="NormalTok"/>
+        </w:rPr>
+        <w:t xml:space="preserve">(</w:t>
+      </w:r>
+      <w:r>
+        <w:rPr>
+          <w:rStyle w:val="StringTok"/>
+        </w:rPr>
+        <w:t xml:space="preserve">"https://raw.githubusercontent.com/cefet-rj-dal/harbinger/master/examples/seed.R"</w:t>
+      </w:r>
+      <w:r>
+        <w:rPr>
+          <w:rStyle w:val="NormalTok"/>
+        </w:rPr>
+        <w:t xml:space="preserve">))</w:t>
+      </w:r>
+      <w:r>
+        <w:br/>
+      </w:r>
       <w:r>
         <w:rPr>
           <w:rStyle w:val="CommentTok"/>
@@ -1355,6 +1394,21 @@
           <w:rStyle w:val="FunctionTok"/>
         </w:rPr>
         <w:t xml:space="preserve">hanr_arima</w:t>
+      </w:r>
+      <w:r>
+        <w:rPr>
+          <w:rStyle w:val="NormalTok"/>
+        </w:rPr>
+        <w:t xml:space="preserve">()</w:t>
+      </w:r>
+      <w:r>
+        <w:br/>
+      </w:r>
+      <w:r>
+        <w:rPr>
+          <w:rStyle w:val="FunctionTok"/>
+        </w:rPr>
+        <w:t xml:space="preserve">set_example_seed</w:t>
       </w:r>
       <w:r>
         <w:rPr>
